--- a/docs/tasks/Frontend UI redesign/OpenLearn-AI_Integrated_Frontend_Execution_Roadmap_v1.1.docx
+++ b/docs/tasks/Frontend UI redesign/OpenLearn-AI_Integrated_Frontend_Execution_Roadmap_v1.1.docx
@@ -157,7 +157,7 @@
                 <w:sz w:val="24"/>
                 <w:szCs w:val="24"/>
               </w:rPr>
-              <w:t xml:space="preserve">Evidence: Big Pickle maps, verified against the repository (staging @ c51f3f1)</w:t>
+              <w:t>Evidence: Big Pickle maps, verified against the repository (staging @ c51f3f1); re-baselined by batch FR-REB-00 against the current branch (frontend-redesign @ 4c55ecd, containing origin/staging @ d3d5887), 2026-10-08</w:t>
             </w:r>
           </w:p>
           <w:p>
@@ -1914,7 +1914,7 @@
           <w:sz w:val="24"/>
           <w:szCs w:val="24"/>
         </w:rPr>
-        <w:t xml:space="preserve">For the executing developer: Sections 2 and 3 establish what exists and how every finding was bucketed. Sections 4 to 6 define the Week 8 closure, the demo surface, and independence from the AI pod. Section 7 is the integrated flow with its gates. Sections 8 to 13 are the </w:t>
+        <w:t>For the executing developer: Sections 2 and 3 establish what exists and how every finding was bucketed. Sections 4 to 6 define the Week 8 closure, the demo surface, and independence from the AI pod. Section 7 is the integrated flow with its gates. Sections 8 to 13 are the build order — six phases, eighteen batches, each specifying files, changes, protected logic, validation, and completion criteria. Sections 14 to 19 hold the gates, the validation matrix, the out-of-scope list, open questions, and the definition of ready. Sources were applied in the agreed order of authority, with the current repository highest. Version 1.0 was drafted from the two Big Pickle maps; v1.1 was verified against the repository itself (branch staging, HEAD c51f3f1, clean tree), the 44-week plan, and the v1.1 closure roadmap — fifteen batches confirmed exactly as written, three corrected on repository evidence. Batch FR-REB-00 (2026-10-08) then re-baselined the document against the synchronized frontend-redesign branch (HEAD 4c55ecd) after AI Week 7–8 and the documentation relocation changed the system around it; the re-baseline reconciled Sections 2, 4, 5, 6, 8, 16, and 17 with verified repository evidence and left the batch structure, buckets, gates, and stability contract unchanged. The execution ledger now lives in docs/tasks/Frontend UI redesign/OpenLearn-AI_Frontend_Execution_Progress.md. The residual VERIFY steps in batch validation rows mark what only a running system or a named owner can settle (the live F5 datetime answer, the staging CORS preflight confirmation, the Sentry runtime check); each is cross-listed in Section 17. No finding was invented; every item traces to the investigation, to the repository, or to the recorded AI Week 7–8 evidence.</w:t>
       </w:r>
       <w:r>
         <w:rPr>
@@ -1927,7 +1927,6 @@
           <w:sz w:val="24"/>
           <w:szCs w:val="24"/>
         </w:rPr>
-        <w:t xml:space="preserve">build order</w:t>
       </w:r>
       <w:r>
         <w:rPr>
@@ -1940,7 +1939,6 @@
           <w:sz w:val="24"/>
           <w:szCs w:val="24"/>
         </w:rPr>
-        <w:t xml:space="preserve"> — six phases, eighteen batches, each specifying files, changes, protected logic, validation, and completion criteria. Sections 14 to 19 hold the gates, the validation matrix, the out-of-scope list, open questions, and the definition of ready. </w:t>
       </w:r>
       <w:r>
         <w:rPr>
@@ -1953,7 +1951,6 @@
           <w:sz w:val="24"/>
           <w:szCs w:val="24"/>
         </w:rPr>
-        <w:t xml:space="preserve">Sources were applied in the agreed order of authority, with the current repository highest. Version 1.0 was drafted from the two Big Pickle maps; this revision has since been verified against the repository itself (branch staging, HEAD c51f3f1, clean tree), the 44-week plan, and the v1.1 closure roadmap — fifteen batches confirmed exactly as written, three corrected on repository evidence. The residual VERIFY steps in batch validation rows mark what only a running system or a named owner can settle (the live F5 datetime answer, the staging CORS preflight, the Sentry runtime check); each is cross-listed in Section 17. No finding was invented; every item traces to the investigation or to the repository.</w:t>
       </w:r>
     </w:p>
     <w:p>
@@ -1973,7 +1970,7 @@
           <w:sz w:val="24"/>
           <w:szCs w:val="24"/>
         </w:rPr>
-        <w:t xml:space="preserve">Revision record: </w:t>
+        <w:t>Revision record: v1.1 (2026-10-01) folded the verification pass into v1.0: Batch 1.1's S10 defect was widened (the wrong token is invisible in both themes), Batch 1.3's F1 was narrowed (only the Docker/deploy wiring was missing), Batch 3.1 was re-scoped to ratifying the existing token layer, and two additional mislabels (the Active Materials stat card; the Navbar My Materials label) were folded into Batch 2.2. Revision v1.2 (2026-10-08, batch FR-REB-00) is the re-baselining: the frontend-redesign branch was synchronized with origin/staging (AI Week 7–8, PR #77) and the documentation was relocated to docs/tasks/Frontend UI redesign/, so this document was re-verified against the current repository and reconciled where reality had moved. The re-baseline confirmed: the frontend code is unchanged since c51f3f1, so every finding and every batch's file list remains accurate; the material-processing seam is no longer a NotImplementedError stub — the full pipeline (ingest, targeted OCR, chunking, embeddings, pgvector persistence) is implemented and staging-proven, which fires the materials stretch-flow trigger recorded in Sections 5, 6, and 16; the staging compose now passes CORS_ORIGINS including the web origin, retiring the compose-edit escalation in Open Question 3; and the AI HTTP surface is still zero endpoints, so the no-fake-AI rule and the AI exclusions stand. The file name keeps v1.1 for path stability; this in-document revision (v1.2) is the current one. Execution has still not begun; every batch remains NOT STARTED, and the full per-batch evidence, the re-baseline record, and the execution ledger live in docs/tasks/Frontend UI redesign/OpenLearn-AI_Frontend_Execution_Progress.md.</w:t>
       </w:r>
       <w:r>
         <w:rPr>
@@ -1986,7 +1983,6 @@
           <w:sz w:val="24"/>
           <w:szCs w:val="24"/>
         </w:rPr>
-        <w:t xml:space="preserve">v1.1</w:t>
       </w:r>
       <w:r>
         <w:rPr>
@@ -1999,7 +1995,6 @@
           <w:sz w:val="24"/>
           <w:szCs w:val="24"/>
         </w:rPr>
-        <w:t xml:space="preserve"> (this document) folds the verification pass into v1.0. Corrections applied: Batch 1.1's S10 defect is wider than drafted (the wrong token is invisible in both themes, not only dark); Batch 1.3's F1 is narrower (the environment-labeling code layer is already done — only the Docker/deploy wiring is missing); Batch 3.1 is re-scoped from creating a token layer to ratifying the one that already exists and adding the groups it lacks. Two additional mislabels found during the pass (the dashboard stat card labeled Active Materials while showing the course count; the Navbar labeling /courses as My Materials) are folded into Batch 2.2. The full per-batch evidence, the Week 8 mapping delta, and the execution ledger live in </w:t>
       </w:r>
       <w:r>
         <w:rPr>
@@ -2012,7 +2007,6 @@
           <w:sz w:val="24"/>
           <w:szCs w:val="24"/>
         </w:rPr>
-        <w:t xml:space="preserve">frontend/docs/OpenLearn-AI_Frontend_Execution_Progress.md</w:t>
       </w:r>
       <w:r>
         <w:rPr>
@@ -2025,7 +2019,6 @@
           <w:sz w:val="24"/>
           <w:szCs w:val="24"/>
         </w:rPr>
-        <w:t xml:space="preserve">. Execution has not begun; every batch is NOT STARTED.</w:t>
       </w:r>
     </w:p>
     <w:p>
@@ -2098,7 +2091,7 @@
           <w:sz w:val="24"/>
           <w:szCs w:val="24"/>
         </w:rPr>
-        <w:t xml:space="preserve">The baseline is a clean working tree at HEAD </w:t>
+        <w:t>The baseline was a clean working tree at HEAD c51f3f1 when this roadmap was issued; the FR-REB-00 re-baseline (2026-10-08) re-verified it at HEAD 4c55ecd on branch frontend-redesign, which contains origin/staging @ d3d5887 (the AI Week 7–8 integration). The frontend is a Next.js 16.3.1 App Router application with React 19.2.8, TypeScript 5.9.3 strict, Tailwind CSS 4.3.3, keycloak-js 26.2.4 (browser-side OIDC, Authorization Code with PKCE S256, check-sso), and TanStack Query 5. All API traffic flows through a single typed fetch boundary (lib/api.ts), every response is validated by Zod schemas, and the environment is validated once at build time (lib/config.ts). There is no global state library and none is needed: local state plus React Context for authentication is the entire model. Git history between c51f3f1 and 4c55ecd shows zero frontend code changes — only documentation relocation and deletion — so the inventory below stands exactly as verified, and every investigation finding (F, W, S codes) remains open exactly as classified.</w:t>
       </w:r>
       <w:r>
         <w:rPr>
@@ -2111,7 +2104,6 @@
           <w:sz w:val="24"/>
           <w:szCs w:val="24"/>
         </w:rPr>
-        <w:t xml:space="preserve">c51f3f1</w:t>
       </w:r>
       <w:r>
         <w:rPr>
@@ -2124,7 +2116,6 @@
           <w:sz w:val="24"/>
           <w:szCs w:val="24"/>
         </w:rPr>
-        <w:t xml:space="preserve">. The frontend is a Next.js 16.3.1 App Router application with React 19.2.8, TypeScript 5.9.3 strict, Tailwind CSS 4.3.3, keycloak-js 26.2.4 (browser-side OIDC, Authorization Code with PKCE S256, check-sso), and TanStack Query 5. All API traffic flows through a single typed fetch boundary (</w:t>
       </w:r>
       <w:r>
         <w:rPr>
@@ -2137,7 +2128,6 @@
           <w:sz w:val="24"/>
           <w:szCs w:val="24"/>
         </w:rPr>
-        <w:t xml:space="preserve">lib/api.ts</w:t>
       </w:r>
       <w:r>
         <w:rPr>
@@ -2150,7 +2140,6 @@
           <w:sz w:val="24"/>
           <w:szCs w:val="24"/>
         </w:rPr>
-        <w:t xml:space="preserve">), every response is validated by Zod schemas, and the environment is validated once at build time (</w:t>
       </w:r>
       <w:r>
         <w:rPr>
@@ -2163,7 +2152,6 @@
           <w:sz w:val="24"/>
           <w:szCs w:val="24"/>
         </w:rPr>
-        <w:t xml:space="preserve">lib/config.ts</w:t>
       </w:r>
       <w:r>
         <w:rPr>
@@ -2176,7 +2164,6 @@
           <w:sz w:val="24"/>
           <w:szCs w:val="24"/>
         </w:rPr>
-        <w:t xml:space="preserve">). There is no global state library and none is needed: local state plus React Context for authentication is the entire model.</w:t>
       </w:r>
     </w:p>
     <w:p>
@@ -2239,7 +2226,7 @@
           <w:sz w:val="21"/>
           <w:szCs w:val="21"/>
         </w:rPr>
-        <w:t xml:space="preserve">Table 1: </w:t>
+        <w:t>Table 1: Verified frontend inventory (evidence: Big Pickle map; re-confirmed against the repository at c51f3f1; re-verified unchanged by the FR-REB-00 re-baseline at 4c55ecd on 2026-10-08)</w:t>
       </w:r>
       <w:r>
         <w:rPr>
@@ -2250,7 +2237,6 @@
           <w:sz w:val="21"/>
           <w:szCs w:val="21"/>
         </w:rPr>
-        <w:t xml:space="preserve">Verified frontend inventory (evidence: Big Pickle map; re-confirmed against the repository at c51f3f1)</w:t>
       </w:r>
     </w:p>
     <w:tbl>
@@ -7737,7 +7723,7 @@
                 <w:sz w:val="18"/>
                 <w:szCs w:val="18"/>
               </w:rPr>
-              <w:t xml:space="preserve">DONE — live, health-gated; verified: compose passes no CORS_ORIGINS to the backend, which defaults to localhost:3000</w:t>
+              <w:t>DONE — live, health-gated; re-baseline verified: the staging compose now passes CORS_ORIGINS=https://openlearn-web-staging.duckdns.org,http://localhost:3000 to the backend container, resolving the previously missing passthrough</w:t>
             </w:r>
           </w:p>
         </w:tc>
@@ -7797,7 +7783,7 @@
                 <w:sz w:val="18"/>
                 <w:szCs w:val="18"/>
               </w:rPr>
-              <w:t xml:space="preserve">Confirm CORS allows the web origin (VERIFY; fix is an infra-owned compose edit + restart)</w:t>
+              <w:t>Confirm the CORS preflight against the live staging API in Batch 0.1 (a confirmation, not an investigation); the infra compose edit is no longer expected</w:t>
             </w:r>
           </w:p>
         </w:tc>
@@ -7862,7 +7848,7 @@
                 <w:sz w:val="18"/>
                 <w:szCs w:val="18"/>
               </w:rPr>
-              <w:t xml:space="preserve">NOT FRONTEND — no reachable backend</w:t>
+              <w:t>NOT FRONTEND — no reachable HTTP surface (re-verified at 4c55ecd: still zero AI-consumer endpoints)</w:t>
             </w:r>
           </w:p>
         </w:tc>
@@ -7987,7 +7973,7 @@
                 <w:sz w:val="18"/>
                 <w:szCs w:val="18"/>
               </w:rPr>
-              <w:t xml:space="preserve">MISSING frontend; backend always fails materials</w:t>
+              <w:t>MISSING frontend; backend pipeline is now REAL and staging-proven (AI Week 7–8: seeded PDFs observed pending → processing → ready on staging)</w:t>
             </w:r>
           </w:p>
         </w:tc>
@@ -8017,7 +8003,7 @@
                 <w:sz w:val="18"/>
                 <w:szCs w:val="18"/>
               </w:rPr>
-              <w:t xml:space="preserve">Deferred</w:t>
+              <w:t>Deferred (stretch)</w:t>
             </w:r>
           </w:p>
         </w:tc>
@@ -8047,7 +8033,7 @@
                 <w:sz w:val="18"/>
                 <w:szCs w:val="18"/>
               </w:rPr>
-              <w:t xml:space="preserve">Stretch flow only if the backend seam lands before Gate C</w:t>
+              <w:t>The Section 6 trigger has fired; the minimal upload + status view is the eligible Gate C stretch decision, plus an instructor test user on staging</w:t>
             </w:r>
           </w:p>
         </w:tc>
@@ -10413,7 +10399,7 @@
                 <w:sz w:val="18"/>
                 <w:szCs w:val="18"/>
               </w:rPr>
-              <w:t xml:space="preserve">No</w:t>
+              <w:t>Backend yes (staging-proven); frontend no</w:t>
             </w:r>
           </w:p>
         </w:tc>
@@ -10443,7 +10429,7 @@
                 <w:sz w:val="18"/>
                 <w:szCs w:val="18"/>
               </w:rPr>
-              <w:t xml:space="preserve">n/a</w:t>
+              <w:t>Yes — for the backend flow</w:t>
             </w:r>
           </w:p>
         </w:tc>
@@ -10473,7 +10459,7 @@
                 <w:sz w:val="18"/>
                 <w:szCs w:val="18"/>
               </w:rPr>
-              <w:t xml:space="preserve">Deferred — stretch only if the backend seam lands (Section 6)</w:t>
+              <w:t>None mandatory — the deferral trigger has fired (Section 6); requires an instructor-role demo user</w:t>
             </w:r>
           </w:p>
         </w:tc>
@@ -10503,7 +10489,7 @@
                 <w:sz w:val="18"/>
                 <w:szCs w:val="18"/>
               </w:rPr>
-              <w:t xml:space="preserve">Out of scope unless the trigger fires</w:t>
+              <w:t>Stretch: minimal upload + status view only if adopted at the Gate C decision</w:t>
             </w:r>
           </w:p>
         </w:tc>
@@ -10628,7 +10614,7 @@
                 <w:sz w:val="18"/>
                 <w:szCs w:val="18"/>
               </w:rPr>
-              <w:t xml:space="preserve">Not built — no reachable backend</w:t>
+              <w:t>Not built — no reachable HTTP surface (re-baseline verified); the ingestion pipeline is worker-internal and adds none</w:t>
             </w:r>
           </w:p>
         </w:tc>
@@ -10721,7 +10707,7 @@
           <w:sz w:val="24"/>
           <w:szCs w:val="24"/>
         </w:rPr>
-        <w:t xml:space="preserve">The frontend roadmap does not wait for the AI pod. The investigation is unambiguous on the current state: there are </w:t>
+        <w:t>The frontend roadmap does not wait for the AI pod, and the FR-REB-00 re-baseline (2026-10-08) records what the AI pod has since delivered. The HTTP contract still exposes zero AI-consumer endpoints — no chat, quiz, graph, or retrieval routes exist in backend/app/api/ — so nothing in the frontend plan pretends they exist, and no fake AI remains the rule. What changed underneath is the material-processing seam: it is no longer a NotImplementedError stub. The AI Week 7–8 work (merged to staging and verified in this re-baseline) implemented the full pipeline — storage fetch from MinIO, Docling ingestion, PDF-only targeted OCR (Gemini gemini-3.6-flash behind the 50-character text gate), structure-aware chunking (1200/150), BGE-M3 embeddings (1024-dim, L2-normalized), and pgvector persistence committed atomically with the ready transition — and staging runs observed a seeded PDF travel pending → processing → ready in about 54 seconds (B7 final run), with the failure path marking materials failed. The materials REST contract the frontend already knows (upload-url, register returning 202 with material_id and job_id, list, status) is now backed by real asynchronous processing on a dedicated Celery ingestion queue instead of a guaranteed failure. Reasoning through the LiteLLM gateway is staging-proven for the worker (gemini-3.6-flash, budget guard confirmed from the running gateway's configuration) but remains an internal PAL capability: no HTTP route reaches it. Recorded limitations travel with this capability: scanned-PDF OCR is not fully validated (Gemini free-tier quota blocked the scanned fixtures), Langfuse tracing is disabled, and Celery routes/retry finalization remains DevOps-owned (Q4).</w:t>
       </w:r>
       <w:r>
         <w:rPr>
@@ -10734,7 +10720,6 @@
           <w:sz w:val="24"/>
           <w:szCs w:val="24"/>
         </w:rPr>
-        <w:t xml:space="preserve">zero AI-reachable endpoints</w:t>
       </w:r>
       <w:r>
         <w:rPr>
@@ -10747,7 +10732,6 @@
           <w:sz w:val="24"/>
           <w:szCs w:val="24"/>
         </w:rPr>
-        <w:t xml:space="preserve">. The PAL stack (Gemini OCR, BGE-M3 embeddings, the Postgres vector store, the reasoning providers) is real code but dead from the HTTP contract's perspective, and the material processing seam raises NotImplementedError — every uploaded material deterministically ends in the failed state. Nothing in the frontend plan depends on any of this, and nothing pretends it exists.</w:t>
       </w:r>
     </w:p>
     <w:p>
@@ -11074,7 +11058,7 @@
                 <w:sz w:val="19"/>
                 <w:szCs w:val="19"/>
               </w:rPr>
-              <w:t xml:space="preserve">Documented and backend-tested, but no UI now — the pipeline behind it always fails. If the seam lands, a minimal upload + status view becomes a stretch flow (Gate C decision)</w:t>
+              <w:t>Documented, backend-tested, and — since AI Week 7–8 — staging-proven: a registered material now really processes to ready or failed. The re-baseline confirms the old trigger has fired, so a minimal upload + status view is the eligible Gate C stretch decision (not Week 8 closure work); it needs an instructor-role user on staging</w:t>
             </w:r>
           </w:p>
         </w:tc>
@@ -11139,7 +11123,7 @@
                 <w:sz w:val="19"/>
                 <w:szCs w:val="19"/>
               </w:rPr>
-              <w:t xml:space="preserve">Material processing seam (NotImplementedError), chat/quiz/graph capability, LiteLLM gateway (ADR-0005, unimplemented)</w:t>
+              <w:t>Chat/quiz/graph capability (no HTTP surface), LiteLLM gateway reachable only by the worker (reasoning internal; gemini-3.6-flash proven on staging), Langfuse tracing disabled, Celery routes/retry finalization (Q4), scanned-PDF OCR validation</w:t>
             </w:r>
           </w:p>
         </w:tc>
@@ -11169,7 +11153,7 @@
                 <w:sz w:val="19"/>
                 <w:szCs w:val="19"/>
               </w:rPr>
-              <w:t xml:space="preserve">No frontend work, no fake AI, no speculative integration points. Single trigger: a working seam plus an instructor test user in staging before Gate C</w:t>
+              <w:t>No frontend work, no fake AI, no speculative integration points. The seam trigger has fired (2026-10-08 evidence); an instructor test user on staging is the remaining Gate C precondition for the stretch flow</w:t>
             </w:r>
           </w:p>
         </w:tc>
@@ -11287,7 +11271,7 @@
           <w:sz w:val="24"/>
           <w:szCs w:val="24"/>
         </w:rPr>
-        <w:t xml:space="preserve">Three backend-owned defects are flagged upstream rather than absorbed into frontend scope. First, </w:t>
+        <w:t>Backend-owned findings are flagged upstream rather than absorbed into frontend scope; the re-baseline updates two of the three recorded at v1.1. First, course listing is still not owner-scoped: any authenticated user sees every course in the database, which is an authorization defect on the backend even though it incidentally makes demo data visible to the demo account. Second, staging CORS is resolved at the configuration level: the staging compose now passes CORS_ORIGINS=https://openlearn-web-staging.duckdns.org,http://localhost:3000 into the backend container, so the previously missing passthrough no longer blocks the staging web origin; the Batch 0.1 preflight is kept as a live confirmation, and the compose-edit escalation is retired unless the live check disagrees. Third, the split identity-resolution policy (the /auth/me route provisions the local user while every /v1 route 404s for an unknown identity) is unchanged and remains mitigated in the frontend because course and profile queries gate on the me query succeeding; the mitigation is preserved, not redesigned.</w:t>
       </w:r>
       <w:r>
         <w:rPr>
@@ -11300,7 +11284,6 @@
           <w:sz w:val="24"/>
           <w:szCs w:val="24"/>
         </w:rPr>
-        <w:t xml:space="preserve">course listing is not owner-scoped</w:t>
       </w:r>
       <w:r>
         <w:rPr>
@@ -11313,7 +11296,6 @@
           <w:sz w:val="24"/>
           <w:szCs w:val="24"/>
         </w:rPr>
-        <w:t xml:space="preserve">: any authenticated user sees every course in the database, which is an authorization defect on the backend even though it incidentally makes demo data visible to the demo account. Second, staging CORS configuration (verified): the staging compose passes no CORS_ORIGINS into the backend container at all, so the backend keeps its localhost:3000 default and blocks the staging web origin — an out-of-band environment entry cannot reach the container, so the fix is a compose passthrough edit plus backend restart, owned by infra; the actual answer is confirmed by the preflight in Batch 0.1. Third, the split identity-resolution policy (the /auth/me route provisions the local user while every /v1 route 404s for an unknown identity) is already mitigated in the frontend because course and profile queries gate on the me query succeeding; the mitigation is preserved, not redesigned.</w:t>
       </w:r>
     </w:p>
     <w:p>
@@ -12480,7 +12462,7 @@
           <w:sz w:val="24"/>
           <w:szCs w:val="24"/>
         </w:rPr>
-        <w:t xml:space="preserve">Phase 0 exists because the evidence base for this roadmap is an investigation, not a live console. Every machine-checkable claim is re-run against the actual repository, and the scope is frozen so no later phase renegotiates it. The output is small and decisive — a baseline record, a confirmed-or-refuted F5, and the frozen classification this document already carries. Nothing in Phase 0 changes application code.</w:t>
+        <w:t>Phase 0 exists because the evidence base for this roadmap is an investigation, not a live console. Every machine-checkable claim is re-run against the actual repository, and the scope is frozen so no later phase renegotiates it. The FR-REB-00 re-baseline (2026-10-08) has already re-verified the repository-level claims at HEAD 4c55ecd — frontend code unchanged since c51f3f1, findings intact, backend/infra reality reconciled into this document — so Batch 0.1 remains the runtime pass it always was: the six scripts, the E2E specs, the live F5 datetime answer, and the staging CORS preflight confirmation. The output is small and decisive — a baseline record, a confirmed-or-refuted F5, and the frozen classification this document already carries. Nothing in Phase 0 changes application code.</w:t>
       </w:r>
     </w:p>
     <w:p>
@@ -12986,7 +12968,7 @@
                 <w:sz w:val="18"/>
                 <w:szCs w:val="18"/>
               </w:rPr>
-              <w:t xml:space="preserve">VERIFY F5: does created_at carry an offset? VERIFY staging CORS: preflight answer for the web origin. All six scripts exit 0 or failures documented as Phase 1 inputs.</w:t>
+              <w:t>VERIFY F5: does created_at carry an offset? CONFIRM staging CORS: the compose now passes the web origin (re-baseline evidence); the preflight is a live confirmation, not an investigation. All six scripts exit 0 or failures documented as Phase 1 inputs.</w:t>
             </w:r>
           </w:p>
         </w:tc>
@@ -26285,7 +26267,7 @@
                 <w:sz w:val="18"/>
                 <w:szCs w:val="18"/>
               </w:rPr>
-              <w:t xml:space="preserve">Deferred with a trigger, not built: the backend seam raises NotImplementedError, so every material ends failed; a demo of guaranteed failure is worse than no demo</w:t>
+              <w:t>Deferred with a trigger — and the trigger has now fired: AI Week 7–8 implemented and staging-proved the seam (a material reaches ready). It stays unbuilt until the Gate C stretch decision adopts the minimal upload + status view; a demo of a pipeline the frontend has never exercised is not added speculatively before that decision</w:t>
             </w:r>
           </w:p>
         </w:tc>
@@ -26350,7 +26332,7 @@
                 <w:sz w:val="18"/>
                 <w:szCs w:val="18"/>
               </w:rPr>
-              <w:t xml:space="preserve">Zero AI-reachable endpoints; building UI against nothing either fakes behavior or ships dead screens</w:t>
+              <w:t>Still zero AI-consumer HTTP endpoints (re-verified at 4c55ecd); the new ingestion pipeline is worker-internal and adds no user-facing surface; building UI against nothing either fakes behavior or ships dead screens</w:t>
             </w:r>
           </w:p>
         </w:tc>
@@ -27145,7 +27127,7 @@
                 <w:sz w:val="18"/>
                 <w:szCs w:val="18"/>
               </w:rPr>
-              <w:t xml:space="preserve">Week 8 mapping — ANSWERED with evidence: the 44-week plan's Week 8 expects an upload-to-status-ready E2E flow the dead materials seam cannot deliver, plus project-level items outside frontend scope; the closure set in Section 4 covers the achievable frontend meaning and completes the closure doc's pending-verification list. Delta recorded in the progress ledger; needs the team lead's confirmation so the claim lands where the plan expects it.</w:t>
+              <w:t>Week 8 mapping — SUPERSEDED BY THE RE-BASELINE: the AI/ML pod closed Weeks 7–8 (batches B0–B11) and staging merged the work (PR #77), so the question of whether the dead seam can deliver the plan's Week 8 E2E flow no longer blocks anything. The historical delta (the plan expected an upload-to-status-ready flow; the closure set covers the achievable frontend meaning) is recorded in the progress ledger for the record</w:t>
             </w:r>
           </w:p>
         </w:tc>
@@ -27205,7 +27187,7 @@
                 <w:sz w:val="18"/>
                 <w:szCs w:val="18"/>
               </w:rPr>
-              <w:t xml:space="preserve">Confirm the recorded delta (progress ledger, Week 8 section); adjust the closure set only if the plan demands more</w:t>
+              <w:t>No action required — the re-baseline absorbed the question; keep the ledger record for history</w:t>
             </w:r>
           </w:p>
         </w:tc>
@@ -27395,7 +27377,7 @@
                 <w:sz w:val="18"/>
                 <w:szCs w:val="18"/>
               </w:rPr>
-              <w:t xml:space="preserve">Staging CORS — SHARPENED by verification: the staging compose passes no CORS_ORIGINS into the backend container at all, and the backend defaults to localhost:3000, so an out-of-band env entry alone cannot reach it. The fix is a compose passthrough edit plus backend restart, infra-owned. Will infra apply it before the demo window?</w:t>
+              <w:t>Staging CORS — LARGELY RESOLVED BY THE RE-BASELINE: infra/docker-compose.staging.yml now passes CORS_ORIGINS=https://openlearn-web-staging.duckdns.org,http://localhost:3000 into the backend container, so the web origin is configured. Verified from the compose file at 4c55ecd, not from a live preflight</w:t>
             </w:r>
           </w:p>
         </w:tc>
@@ -27455,7 +27437,7 @@
                 <w:sz w:val="18"/>
                 <w:szCs w:val="18"/>
               </w:rPr>
-              <w:t xml:space="preserve">Batch 0.1 preflight confirms; if blocked, raise the compose-passthrough task and fall back to a local demo</w:t>
+              <w:t>Batch 0.1 preflight confirms live; if the live check disagrees with the compose, re-raise as an infra task and fall back to a local demo</w:t>
             </w:r>
           </w:p>
         </w:tc>
@@ -27770,7 +27752,7 @@
                 <w:sz w:val="18"/>
                 <w:szCs w:val="18"/>
               </w:rPr>
-              <w:t xml:space="preserve">Will the AI pod land the processing seam and an instructor test user before Gate C? (Verification re-confirmed: zero AI route files in backend/app/api/.)</w:t>
+              <w:t>ANSWERED BY THE RE-BASELINE: the AI pod landed the processing seam and it is staging-proven (H4 delivered to the frontend pod on 2026-10-08; pending → processing → ready observed on staging in ~54s for born-digital PDFs). Zero AI-consumer HTTP endpoints still exist</w:t>
             </w:r>
           </w:p>
         </w:tc>
@@ -27830,7 +27812,7 @@
                 <w:sz w:val="18"/>
                 <w:szCs w:val="18"/>
               </w:rPr>
-              <w:t xml:space="preserve">If yes, the materials stretch flow is added at Gate C; if no, it stays deferred</w:t>
+              <w:t>The materials stretch flow is now the Gate C decision (adopt or defer); the remaining precondition is an instructor test user on staging</w:t>
             </w:r>
           </w:p>
         </w:tc>

--- a/docs/tasks/Frontend UI redesign/OpenLearn-AI_Integrated_Frontend_Execution_Roadmap_v1.1.docx
+++ b/docs/tasks/Frontend UI redesign/OpenLearn-AI_Integrated_Frontend_Execution_Roadmap_v1.1.docx
@@ -157,7 +157,7 @@
                 <w:sz w:val="24"/>
                 <w:szCs w:val="24"/>
               </w:rPr>
-              <w:t>Evidence: Big Pickle maps, verified against the repository (staging @ c51f3f1); re-baselined by batch FR-REB-00 against the current branch (frontend-redesign @ 4c55ecd, containing origin/staging @ d3d5887), 2026-10-08</w:t>
+              <w:t>Evidence: Big Pickle maps, verified against the repository (staging @ c51f3f1); re-baselined by batch FR-REB-00 against the current branch (frontend-redesign @ 4c55ecd, containing origin/staging @ d3d5887), 2026-10-08; amended by batch FR-REB-01 (product/UX roadmap amendments A–D, in-document revision v1.3), 2026-10-08</w:t>
             </w:r>
           </w:p>
           <w:p>
@@ -1914,7 +1914,7 @@
           <w:sz w:val="24"/>
           <w:szCs w:val="24"/>
         </w:rPr>
-        <w:t>For the executing developer: Sections 2 and 3 establish what exists and how every finding was bucketed. Sections 4 to 6 define the Week 8 closure, the demo surface, and independence from the AI pod. Section 7 is the integrated flow with its gates. Sections 8 to 13 are the build order — six phases, eighteen batches, each specifying files, changes, protected logic, validation, and completion criteria. Sections 14 to 19 hold the gates, the validation matrix, the out-of-scope list, open questions, and the definition of ready. Sources were applied in the agreed order of authority, with the current repository highest. Version 1.0 was drafted from the two Big Pickle maps; v1.1 was verified against the repository itself (branch staging, HEAD c51f3f1, clean tree), the 44-week plan, and the v1.1 closure roadmap — fifteen batches confirmed exactly as written, three corrected on repository evidence. Batch FR-REB-00 (2026-10-08) then re-baselined the document against the synchronized frontend-redesign branch (HEAD 4c55ecd) after AI Week 7–8 and the documentation relocation changed the system around it; the re-baseline reconciled Sections 2, 4, 5, 6, 8, 16, and 17 with verified repository evidence and left the batch structure, buckets, gates, and stability contract unchanged. The execution ledger now lives in docs/tasks/Frontend UI redesign/OpenLearn-AI_Frontend_Execution_Progress.md. The residual VERIFY steps in batch validation rows mark what only a running system or a named owner can settle (the live F5 datetime answer, the staging CORS preflight confirmation, the Sentry runtime check); each is cross-listed in Section 17. No finding was invented; every item traces to the investigation, to the repository, or to the recorded AI Week 7–8 evidence.</w:t>
+        <w:t>For the executing developer: Sections 2 and 3 establish what exists and how every finding was bucketed. Sections 4 to 6 define the Week 8 closure, the demo surface, and independence from the AI pod. Section 7 is the integrated flow with its gates. Sections 8 to 13 are the build order — six phases, eighteen batches, each specifying files, changes, protected logic, validation, and completion criteria. Sections 14 to 19 hold the gates, the validation matrix, the out-of-scope list, open questions, and the definition of ready. Sources were applied in the agreed order of authority, with the current repository highest. Version 1.0 was drafted from the two Big Pickle maps; v1.1 was verified against the repository itself (branch staging, HEAD c51f3f1, clean tree), the 44-week plan, and the v1.1 closure roadmap — fifteen batches confirmed exactly as written, three corrected on repository evidence. Batch FR-REB-00 (2026-10-08) then re-baselined the document against the synchronized frontend-redesign branch (HEAD 4c55ecd) after AI Week 7–8 and the documentation relocation changed the system around it; the re-baseline reconciled Sections 2, 4, 5, 6, 8, 16, and 17 with verified repository evidence and left the batch structure, buckets, gates, and stability contract unchanged. Batch FR-REB-01 (2026-10-08) then amended the document in place (revision v1.3): the materials upload + status surface was promoted from stretch to scheduled Phase 4 scope (Sections 3.5, 5, 16 and Batch 4.3), two decision sections were added (3.5 role-aware information architecture, 3.6 near-term IA reservation), Batch 1.3's observability chain was written out end to end, and two counting slips were corrected (nine page files; eleven backend operations across five routers). The batch structure, buckets, gates, and stability contract remain unchanged. The execution ledger now lives in docs/tasks/Frontend UI redesign/OpenLearn-AI_Frontend_Execution_Progress.md. The residual VERIFY steps in batch validation rows mark what only a running system or a named owner can settle (the live F5 datetime answer, the staging CORS preflight confirmation, the Sentry runtime check); each is cross-listed in Section 17. No finding was invented; every item traces to the investigation, to the repository, or to the recorded AI Week 7–8 evidence.</w:t>
       </w:r>
       <w:r>
         <w:rPr>
@@ -1970,7 +1970,7 @@
           <w:sz w:val="24"/>
           <w:szCs w:val="24"/>
         </w:rPr>
-        <w:t>Revision record: v1.1 (2026-10-01) folded the verification pass into v1.0: Batch 1.1's S10 defect was widened (the wrong token is invisible in both themes), Batch 1.3's F1 was narrowed (only the Docker/deploy wiring was missing), Batch 3.1 was re-scoped to ratifying the existing token layer, and two additional mislabels (the Active Materials stat card; the Navbar My Materials label) were folded into Batch 2.2. Revision v1.2 (2026-10-08, batch FR-REB-00) is the re-baselining: the frontend-redesign branch was synchronized with origin/staging (AI Week 7–8, PR #77) and the documentation was relocated to docs/tasks/Frontend UI redesign/, so this document was re-verified against the current repository and reconciled where reality had moved. The re-baseline confirmed: the frontend code is unchanged since c51f3f1, so every finding and every batch's file list remains accurate; the material-processing seam is no longer a NotImplementedError stub — the full pipeline (ingest, targeted OCR, chunking, embeddings, pgvector persistence) is implemented and staging-proven, which fires the materials stretch-flow trigger recorded in Sections 5, 6, and 16; the staging compose now passes CORS_ORIGINS including the web origin, retiring the compose-edit escalation in Open Question 3; and the AI HTTP surface is still zero endpoints, so the no-fake-AI rule and the AI exclusions stand. The file name keeps v1.1 for path stability; this in-document revision (v1.2) is the current one. Execution has still not begun; every batch remains NOT STARTED, and the full per-batch evidence, the re-baseline record, and the execution ledger live in docs/tasks/Frontend UI redesign/OpenLearn-AI_Frontend_Execution_Progress.md.</w:t>
+        <w:t>Revision record: v1.1 (2026-10-01) folded the verification pass into v1.0: Batch 1.1's S10 defect was widened (the wrong token is invisible in both themes), Batch 1.3's F1 was narrowed (only the Docker/deploy wiring was missing), Batch 3.1 was re-scoped to ratifying the existing token layer, and two additional mislabels (the Active Materials stat card; the Navbar My Materials label) were folded into Batch 2.2. Revision v1.2 (2026-10-08, batch FR-REB-00) is the re-baselining: the frontend-redesign branch was synchronized with origin/staging (AI Week 7–8, PR #77) and the documentation was relocated to docs/tasks/Frontend UI redesign/, so this document was re-verified against the current repository and reconciled where reality had moved. The re-baseline confirmed: the frontend code is unchanged since c51f3f1, so every finding and every batch's file list remains accurate; the material-processing seam is no longer a NotImplementedError stub — the full pipeline (ingest, targeted OCR, chunking, embeddings, pgvector persistence) is implemented and staging-proven, which fires the materials stretch-flow trigger recorded in Sections 5, 6, and 16; the staging compose now passes CORS_ORIGINS including the web origin, retiring the compose-edit escalation in Open Question 3; and the AI HTTP surface is still zero endpoints, so the no-fake-AI rule and the AI exclusions stand. The file name keeps v1.1 for path stability. Revision v1.3 (2026-10-08, batch FR-REB-01) is the product/UX amendment pass: amendments A–D of the read-only Product/UX audit were applied — the materials upload + status surface promoted from stretch to scheduled Phase 4 scope (Batch 4.3) against the existing contract only; decision Sections 3.5 (role-aware information architecture) and 3.6 (near-term IA reservation) added; the Batch 1.3 observability chain written out end to end; and two counting slips corrected (nine page files; eleven backend operations across five routers). v1.3 is the current revision; the batch structure (six phases, eighteen batches), buckets, gates, and stability contract are unchanged. Execution has still not begun; every batch remains NOT STARTED, and the full per-batch evidence, the re-baseline record, and the execution ledger live in docs/tasks/Frontend UI redesign/OpenLearn-AI_Frontend_Execution_Progress.md.</w:t>
       </w:r>
       <w:r>
         <w:rPr>
@@ -2091,7 +2091,7 @@
           <w:sz w:val="24"/>
           <w:szCs w:val="24"/>
         </w:rPr>
-        <w:t>The baseline was a clean working tree at HEAD c51f3f1 when this roadmap was issued; the FR-REB-00 re-baseline (2026-10-08) re-verified it at HEAD 4c55ecd on branch frontend-redesign, which contains origin/staging @ d3d5887 (the AI Week 7–8 integration). The frontend is a Next.js 16.3.1 App Router application with React 19.2.8, TypeScript 5.9.3 strict, Tailwind CSS 4.3.3, keycloak-js 26.2.4 (browser-side OIDC, Authorization Code with PKCE S256, check-sso), and TanStack Query 5. All API traffic flows through a single typed fetch boundary (lib/api.ts), every response is validated by Zod schemas, and the environment is validated once at build time (lib/config.ts). There is no global state library and none is needed: local state plus React Context for authentication is the entire model. Git history between c51f3f1 and 4c55ecd shows zero frontend code changes — only documentation relocation and deletion — so the inventory below stands exactly as verified, and every investigation finding (F, W, S codes) remains open exactly as classified.</w:t>
+        <w:t>The baseline was a clean working tree at HEAD c51f3f1 when this roadmap was issued; the FR-REB-00 re-baseline (2026-10-08) re-verified it at HEAD 4c55ecd on branch frontend-redesign, which contains origin/staging @ d3d5887 (the AI Week 7–8 integration). The frontend is a Next.js 16.3.1 App Router application with React 19.2.8, TypeScript 5.9.3 strict, Tailwind CSS 4.3.3, keycloak-js 26.2.4 (browser-side OIDC, Authorization Code with PKCE S256, check-sso), and TanStack Query 5. All API traffic flows through a single typed fetch boundary (lib/api.ts), every response is validated by Zod schemas, and the environment is validated once at build time (lib/config.ts). There is no global state library and none is needed: local state plus React Context for authentication is the entire model. Git history between c51f3f1 and 4c55ecd shows zero frontend code changes — only documentation relocation and deletion — so the inventory below stands exactly as verified, and every investigation finding (F, W, S codes) remains open exactly as classified. The FR-REB-01 amendment pass (2026-10-08) re-verified this inventory at HEAD c45aa7f4 (the FR-REB-00 commit) and changed no baseline fact — it amended planning scope only.</w:t>
       </w:r>
       <w:r>
         <w:rPr>
@@ -2183,7 +2183,7 @@
           <w:sz w:val="24"/>
           <w:szCs w:val="24"/>
         </w:rPr>
-        <w:t xml:space="preserve">Eight page files cover nine route paths (landing, login, register, dashboard, profile, courses list, create, detail, edit). Protection is a single client-side guard in </w:t>
+        <w:t xml:space="preserve">Nine page files cover nine route paths (landing, login, register, dashboard, profile, courses list, create, detail, edit). Protection is a single client-side guard in </w:t>
       </w:r>
       <w:r>
         <w:rPr>
@@ -2209,7 +2209,7 @@
           <w:sz w:val="24"/>
           <w:szCs w:val="24"/>
         </w:rPr>
-        <w:t xml:space="preserve"> — a deliberate consolidation documented in the file itself. Data access lives in three feature slices (auth, courses, profile) owning schemas, keys, query options, and mutations; no slice owns a visual component. The backend offers eleven routes; the frontend consumes eight across /auth/me, /v1/courses (CRUD), and /v1/users/me. The materials routes exist but are called by no frontend code.</w:t>
+        <w:t xml:space="preserve"> — a deliberate consolidation documented in the file itself. Data access lives in three feature slices (auth, courses, profile) owning schemas, keys, query options, and mutations; no slice owns a visual component. The backend exposes eleven operations across five mounted routers (plus the unversioned GET /health); the frontend consumes eight across /auth/me, /v1/courses (CRUD), and /v1/users/me. The materials routes exist but are called by no frontend code today; Batch 4.3 schedules the frontend's first consumption of them (FR-REB-01).</w:t>
       </w:r>
     </w:p>
     <w:p>
@@ -2505,7 +2505,7 @@
                 <w:sz w:val="19"/>
                 <w:szCs w:val="19"/>
               </w:rPr>
-              <w:t xml:space="preserve">9 paths / 8 pages: landing, login, register, dashboard, profile, courses list, create, detail, edit</w:t>
+              <w:t>9 paths / 9 pages: landing, login, register, dashboard, profile, courses list, create, detail, edit</w:t>
             </w:r>
           </w:p>
         </w:tc>
@@ -3333,7 +3333,7 @@
           <w:sz w:val="24"/>
           <w:szCs w:val="24"/>
         </w:rPr>
-        <w:t xml:space="preserve"> If not, it is deferred or excluded (Section 16). The four buckets drive the phase assignment of every batch in Sections 8 to 13.</w:t>
+        <w:t xml:space="preserve"> If not, it is deferred or excluded (Section 16). The four buckets drive the phase assignment of every batch in Sections 8 to 13. Sections 3.5 and 3.6 are not buckets: they record two decisions every batch above must carry — role-aware information architecture and the near-term IA reservation.</w:t>
       </w:r>
     </w:p>
     <w:p>
@@ -5254,7 +5254,7 @@
           <w:sz w:val="24"/>
           <w:szCs w:val="24"/>
         </w:rPr>
-        <w:t xml:space="preserve">Bucket C is everything visual, executed exactly once in Phases 3 and 4: the design direction and tokens (color, typography, spacing, radius, borders, shadows, interaction states, motion, light and dark themes, RTL-readiness through logical properties), the reusable primitives the pages actually need, the application shell (navigation, user menu, theme control, containers, responsive structure), and the page patterns for authentication, dashboard, list and search, detail, create and edit forms, profile, and the loading, empty and error states. The concrete inventory is the nine routes plus the 404 page and both route-group boundaries — no imaginary pages. Batch-level scope is Sections 11 and 12.</w:t>
+        <w:t>Bucket C is everything visual, executed exactly once in Phases 3 and 4: the design direction and tokens (color, typography, spacing, radius, borders, shadows, interaction states, motion, light and dark themes, RTL-readiness through logical properties), the reusable primitives the pages actually need, the application shell (navigation, user menu, theme control, containers, responsive structure), and the page patterns for authentication, dashboard, list and search, detail, create and edit forms, profile, and the loading, empty and error states. The concrete inventory is the nine routes plus the 404 page and both route-group boundaries — no imaginary pages. Batch-level scope is Sections 11 and 12. From FR-REB-01, the course-detail content hub (Section 3.6) and its materials surface — upload, list, and status (Section 3.5) — are part of the surface too.</w:t>
       </w:r>
     </w:p>
     <w:p>
@@ -6007,6 +6007,222 @@
         </w:tc>
       </w:tr>
     </w:tbl>
+    <w:p>
+      <w:pPr>
+        <w:pStyle w:val="Heading2"/>
+      </w:pPr>
+      <w:r>
+        <w:rPr>
+          <w:rFonts w:ascii="Times New Roman" w:eastAsia="SimHei"/>
+          <w:b w:val="false"/>
+          <w:bCs w:val="false"/>
+          <w:i w:val="false"/>
+          <w:iCs w:val="false"/>
+          <w:color w:val="000000"/>
+          <w:sz w:val="24"/>
+          <w:szCs w:val="24"/>
+        </w:rPr>
+        <w:t>3.5 Role-aware information architecture (RBAC as product structure)</w:t>
+      </w:r>
+    </w:p>
+    <w:p>
+      <w:r>
+        <w:rPr>
+          <w:rFonts w:ascii="Times New Roman" w:eastAsia="SimHei"/>
+          <w:b w:val="false"/>
+          <w:bCs w:val="false"/>
+          <w:i w:val="false"/>
+          <w:iCs w:val="false"/>
+          <w:color w:val="000000"/>
+          <w:sz w:val="24"/>
+          <w:szCs w:val="24"/>
+        </w:rPr>
+        <w:t>The backend already enforces meaningful role and ownership rules while the frontend renders the same surface to everyone. Evidence: the Keycloak realm issues three roles — student, instructor, admin (infra/realm-export.json); POST /v1/courses/{id}/materials/upload-url and POST /v1/courses/{id}/materials require the instructor role plus course ownership (backend/app/api/materials.py); material list and status require course ownership; course update and delete require ownership while course create is open to any authenticated user; GET /v1/courses is not owner-scoped (the upstream defect in Open Question 7); and require_admin exists in backend/app/api/deps.py but is wired to no route today. The frontend already receives roles — meResponseSchema.roles (features/auth/schemas.ts) — and renders them as text only; no affordance anywhere branches on a role.</w:t>
+      </w:r>
+    </w:p>
+    <w:p>
+      <w:r>
+        <w:rPr>
+          <w:rFonts w:ascii="Times New Roman" w:eastAsia="SimHei"/>
+          <w:b w:val="false"/>
+          <w:bCs w:val="false"/>
+          <w:i w:val="false"/>
+          <w:iCs w:val="false"/>
+          <w:color w:val="000000"/>
+          <w:sz w:val="24"/>
+          <w:szCs w:val="24"/>
+        </w:rPr>
+        <w:t>Decision: RBAC is treated as both a functional correctness requirement — never present an action the API will refuse — and an information-architecture requirement: navigation, headings, and page composition must say who the surface is for. The frontend consumes the role information /auth/me already returns; it adds no authorization framework, duplicates no Keycloak or backend check, and never treats client-side gating as security. The server stays the authority; the interface stops lying.</w:t>
+      </w:r>
+    </w:p>
+    <w:p>
+      <w:r>
+        <w:rPr>
+          <w:rFonts w:ascii="Times New Roman" w:eastAsia="SimHei"/>
+          <w:b w:val="false"/>
+          <w:bCs w:val="false"/>
+          <w:i w:val="false"/>
+          <w:iCs w:val="false"/>
+          <w:color w:val="000000"/>
+          <w:sz w:val="24"/>
+          <w:szCs w:val="24"/>
+        </w:rPr>
+        <w:t>Instructor (role instructor, ownership still applies): sees course management — create, edit, delete, already ownership-based — and the material upload affordance inside the course-detail materials surface (Batch 4.3). Instructors manage materials only in courses they own.</w:t>
+      </w:r>
+    </w:p>
+    <w:p>
+      <w:r>
+        <w:rPr>
+          <w:rFonts w:ascii="Times New Roman" w:eastAsia="SimHei"/>
+          <w:b w:val="false"/>
+          <w:bCs w:val="false"/>
+          <w:i w:val="false"/>
+          <w:iCs w:val="false"/>
+          <w:color w:val="000000"/>
+          <w:sz w:val="24"/>
+          <w:szCs w:val="24"/>
+        </w:rPr>
+        <w:t>Student: no upload affordance is shown (the API answers 403), and nothing implies a student can populate arbitrary courses. The student-visible scope is documented honestly: any authenticated user can list and open every course today (the backend defect in Open Question 7), material reads are owner-scoped, no enrollment API exists until the 44-week plan's W17, and no learning-content surface exists — so a student's course view ends at course information, plus their own courses' materials, which they cannot populate without the instructor role.</w:t>
+      </w:r>
+    </w:p>
+    <w:p>
+      <w:r>
+        <w:rPr>
+          <w:rFonts w:ascii="Times New Roman" w:eastAsia="SimHei"/>
+          <w:b w:val="false"/>
+          <w:bCs w:val="false"/>
+          <w:i w:val="false"/>
+          <w:iCs w:val="false"/>
+          <w:color w:val="000000"/>
+          <w:sz w:val="24"/>
+          <w:szCs w:val="24"/>
+        </w:rPr>
+        <w:t>Admin: the realm role exists, no backend route consumes it (require_admin has zero call sites), so no admin-specific UI is designed, implied, or faked.</w:t>
+      </w:r>
+    </w:p>
+    <w:p>
+      <w:r>
+        <w:rPr>
+          <w:rFonts w:ascii="Times New Roman" w:eastAsia="SimHei"/>
+          <w:b w:val="false"/>
+          <w:bCs w:val="false"/>
+          <w:i w:val="false"/>
+          <w:iCs w:val="false"/>
+          <w:color w:val="000000"/>
+          <w:sz w:val="24"/>
+          <w:szCs w:val="24"/>
+        </w:rPr>
+        <w:t>Where it lands: Batch 2.2 settles the role-ambiguous copy (the hard-coded Student Dashboard heading, the Navbar label); Batch 3.3 applies role-aware wording and visibility to the shell with nav link targets unchanged; Batch 4.2 renders the role-aware dashboard composition; Batch 4.3 gates the course-detail affordances, including upload. Batch 5.1's selectors may assert affordance visibility for the instructor test user — interface behavior only, never as an authorization test.</w:t>
+      </w:r>
+    </w:p>
+    <w:p>
+      <w:r>
+        <w:rPr>
+          <w:rFonts w:ascii="Times New Roman" w:eastAsia="SimHei"/>
+          <w:b w:val="false"/>
+          <w:bCs w:val="false"/>
+          <w:i w:val="false"/>
+          <w:iCs w:val="false"/>
+          <w:color w:val="000000"/>
+          <w:sz w:val="24"/>
+          <w:szCs w:val="24"/>
+        </w:rPr>
+        <w:t>Product direction encoded here: the instructor flow is create or manage → course → materials → processing → ready or failed, buildable today (Batch 4.3); the student flow is discover or learn → course → learning experience, and the learning side does not exist yet — the course hub in Section 3.6 is where it will attach.</w:t>
+      </w:r>
+    </w:p>
+    <w:p>
+      <w:pPr>
+        <w:pStyle w:val="Heading2"/>
+      </w:pPr>
+      <w:r>
+        <w:rPr>
+          <w:rFonts w:ascii="Times New Roman" w:eastAsia="SimHei"/>
+          <w:b w:val="false"/>
+          <w:bCs w:val="false"/>
+          <w:i w:val="false"/>
+          <w:iCs w:val="false"/>
+          <w:color w:val="000000"/>
+          <w:sz w:val="24"/>
+          <w:szCs w:val="24"/>
+        </w:rPr>
+        <w:t>3.6 Near-term IA reservation (44-week plan, Weeks 9–17)</w:t>
+      </w:r>
+    </w:p>
+    <w:p>
+      <w:r>
+        <w:rPr>
+          <w:rFonts w:ascii="Times New Roman" w:eastAsia="SimHei"/>
+          <w:b w:val="false"/>
+          <w:bCs w:val="false"/>
+          <w:i w:val="false"/>
+          <w:iCs w:val="false"/>
+          <w:color w:val="000000"/>
+          <w:sz w:val="24"/>
+          <w:szCs w:val="24"/>
+        </w:rPr>
+        <w:t>The 44-week plan assigns the frontend pod surfaces that do not exist yet: Week 9 extracted-text viewer; Week 10 search results with chunk-to-document linking; Week 11 chunks and source panel in the document view; Week 13 ranked-citation source panel; Week 14 citation chips; Weeks 15–16 chat interface and streaming polish (Gate 1); Week 17 student-flow polish and onboarding. Every one depends on backend or AI HTTP surface that does not exist today — verified: backend/app/api/ exposes only auth, users, courses, and materials, and there are zero AI-consumer endpoints.</w:t>
+      </w:r>
+    </w:p>
+    <w:p>
+      <w:r>
+        <w:rPr>
+          <w:rFonts w:ascii="Times New Roman" w:eastAsia="SimHei"/>
+          <w:b w:val="false"/>
+          <w:bCs w:val="false"/>
+          <w:i w:val="false"/>
+          <w:iCs w:val="false"/>
+          <w:color w:val="000000"/>
+          <w:sz w:val="24"/>
+          <w:szCs w:val="24"/>
+        </w:rPr>
+        <w:t>Classification used throughout this roadmap. Consumable today: auth, profile, course CRUD, and the materials contract — upload-url, register (202 with material_id and job_id), list, status — all through the existing apiFetch boundary; this tier is built in Batch 4.3. Near-term, API-dependent: extracted text, retrieval search, chunk inspection, ranked citations, chat and streaming, enrollment — reserved in the information architecture only, never built in this roadmap. Later and future: knowledge graph, quizzes, flashcards and exams, mastery and analytics, adaptive recommendations (plan Week 21 onward) — no reservation beyond honest copy.</w:t>
+      </w:r>
+    </w:p>
+    <w:p>
+      <w:r>
+        <w:rPr>
+          <w:rFonts w:ascii="Times New Roman" w:eastAsia="SimHei"/>
+          <w:b w:val="false"/>
+          <w:bCs w:val="false"/>
+          <w:i w:val="false"/>
+          <w:iCs w:val="false"/>
+          <w:color w:val="000000"/>
+          <w:sz w:val="24"/>
+          <w:szCs w:val="24"/>
+        </w:rPr>
+        <w:t>What reservation means concretely: the redesigned course detail is the primary content and learning hub. Batch 4.3 composes it with stable regions — course information and actions, the materials surface — and records, in the batch note and the design ADR, where extracted document content, retrieval search, chunk inspection, citations, an AI assistant, and enrollment or learning entry points attach when their contracts land. The shell (Batch 3.3) keeps its nav link targets so a future entry can be added without re-layout.</w:t>
+      </w:r>
+    </w:p>
+    <w:p>
+      <w:r>
+        <w:rPr>
+          <w:rFonts w:ascii="Times New Roman" w:eastAsia="SimHei"/>
+          <w:b w:val="false"/>
+          <w:bCs w:val="false"/>
+          <w:i w:val="false"/>
+          <w:iCs w:val="false"/>
+          <w:color w:val="000000"/>
+          <w:sz w:val="24"/>
+          <w:szCs w:val="24"/>
+        </w:rPr>
+        <w:t>What reservation explicitly is not: no placeholder screens, no empty coming-soon panels — the honesty rules in Section 5 and Gate F forbid exactly this — no fake data, no search box that searches nothing, no chat composer, no citation chips pointing at nothing, and no speculative API client for endpoints that do not exist. Nothing in Phases 3 through 5 renders user interface for a near-term or later capability. A reservation is documentation in this document, in the batch note, and in the design ADR; a future engineer must never mistake it for an implementation requirement.</w:t>
+      </w:r>
+    </w:p>
+    <w:p>
+      <w:r>
+        <w:rPr>
+          <w:rFonts w:ascii="Times New Roman" w:eastAsia="SimHei"/>
+          <w:b w:val="false"/>
+          <w:bCs w:val="false"/>
+          <w:i w:val="false"/>
+          <w:iCs w:val="false"/>
+          <w:color w:val="000000"/>
+          <w:sz w:val="24"/>
+          <w:szCs w:val="24"/>
+        </w:rPr>
+        <w:t>When those contracts land, the work arrives as new authorized batches against the landed API — the same rework-prevention logic that put functional fixes in Bucket A. The reservation exists so Weeks 9–17 UI extends the hub instead of rebuilding it.</w:t>
+      </w:r>
+    </w:p>
     <w:p>
       <w:pPr>
         <w:pStyle w:val="Heading1"/>
@@ -7408,7 +7624,7 @@
                 <w:sz w:val="18"/>
                 <w:szCs w:val="18"/>
               </w:rPr>
-              <w:t xml:space="preserve">ARG + compose wiring; one verified event and error on staging</w:t>
+              <w:t>Full chain wiring (Dockerfile ARG, deploy build-argument and runtime heredoc, compose, env example); one verified event and error on staging</w:t>
             </w:r>
           </w:p>
         </w:tc>
@@ -8003,7 +8219,7 @@
                 <w:sz w:val="18"/>
                 <w:szCs w:val="18"/>
               </w:rPr>
-              <w:t>Deferred (stretch)</w:t>
+              <w:t>No — scheduled Phase 4, Batch 4.3</w:t>
             </w:r>
           </w:p>
         </w:tc>
@@ -8033,7 +8249,7 @@
                 <w:sz w:val="18"/>
                 <w:szCs w:val="18"/>
               </w:rPr>
-              <w:t>The Section 6 trigger has fired; the minimal upload + status view is the eligible Gate C stretch decision, plus an instructor test user on staging</w:t>
+              <w:t>The Section 6 trigger has fired and FR-REB-01 adopted the surface as Batch 4.3 scope (planning only — not built); if its walk joins the demo journey, an instructor-role course-owner test user is needed on staging (Batch 2.1)</w:t>
             </w:r>
           </w:p>
         </w:tc>
@@ -8122,7 +8338,7 @@
           <w:sz w:val="24"/>
           <w:szCs w:val="24"/>
         </w:rPr>
-        <w:t xml:space="preserve"> uses only flows that exist and work today or that the minimal closure set completes: land on the public page, register through Keycloak, arrive at the dashboard with real metrics, create a course, open it, edit it, exercise the delete confirmation, create and update a profile, and log out cleanly. Every step is backed by a real API call to a real backend; no mock data and no fake AI behavior anywhere in the journey.</w:t>
+        <w:t xml:space="preserve"> uses only flows that exist and work today or that the minimal closure set completes: land on the public page, register through Keycloak, arrive at the dashboard with real metrics, create a course, open it, edit it, exercise the delete confirmation, create and update a profile, and log out cleanly. Every step is backed by a real API call to a real backend; no mock data and no fake AI behavior anywhere in the journey. If Batch 2.1 adopts it, the journey also passes through the materials upload → status flow of Batch 4.3 — a real upload against the real pipeline (FR-REB-01).</w:t>
       </w:r>
     </w:p>
     <w:p>
@@ -9714,7 +9930,7 @@
                 <w:sz w:val="18"/>
                 <w:szCs w:val="18"/>
               </w:rPr>
-              <w:t xml:space="preserve">Detail pattern</w:t>
+              <w:t>Detail pattern — the content hub of Section 3.6</w:t>
             </w:r>
           </w:p>
         </w:tc>
@@ -10459,7 +10675,7 @@
                 <w:sz w:val="18"/>
                 <w:szCs w:val="18"/>
               </w:rPr>
-              <w:t>None mandatory — the deferral trigger has fired (Section 6); requires an instructor-role demo user</w:t>
+              <w:t>None for Week 8 — the surface is scheduled in Batch 4.3 (FR-REB-01); the demo walk needs an instructor-role course-owner test user (Batch 2.1)</w:t>
             </w:r>
           </w:p>
         </w:tc>
@@ -10489,7 +10705,7 @@
                 <w:sz w:val="18"/>
                 <w:szCs w:val="18"/>
               </w:rPr>
-              <w:t>Stretch: minimal upload + status view only if adopted at the Gate C decision</w:t>
+              <w:t>Scheduled: minimal upload + status view in Batch 4.3; whether it joins the locked demo journey is the Batch 2.1 / Gate C decision</w:t>
             </w:r>
           </w:p>
         </w:tc>
@@ -10667,7 +10883,7 @@
           <w:sz w:val="24"/>
           <w:szCs w:val="24"/>
         </w:rPr>
-        <w:t xml:space="preserve">Demo data is real data, created through the real product flow before the presentation: a handful of courses with meaningful titles and descriptions, and a fully filled profile for the demo user. The repository has no seed script and none is added — the demo dataset is a documented, repeatable manual step (or a short scripted sequence of real API calls) executed on the chosen environment in Batch 2.1. The environment recommendation is staging: it is fully wired, health-gated, and is the artifact most worth showing; local dev lacks Redis and MinIO, which does not matter for the locked journey but makes local a weaker story.</w:t>
+        <w:t>Demo data is real data, created through the real product flow before the presentation: a handful of courses with meaningful titles and descriptions, and a fully filled profile for the demo user. The repository has no seed script and none is added — the demo dataset is a documented, repeatable manual step (or a short scripted sequence of real API calls) executed on the chosen environment in Batch 2.1. If the materials walk is adopted, the dataset additionally includes an instructor-role course-owner test user (the only role the upload API accepts) and one born-digital PDF fixture; scanned PDFs stay out — the OCR free-tier quota limitation travels with the capability (FR-REB-01). The environment recommendation is staging: it is fully wired, health-gated, and is the artifact most worth showing; local dev lacks Redis and MinIO, which does not matter for the locked journey but makes local a weaker story.</w:t>
       </w:r>
     </w:p>
     <w:p>
@@ -11058,7 +11274,7 @@
                 <w:sz w:val="19"/>
                 <w:szCs w:val="19"/>
               </w:rPr>
-              <w:t>Documented, backend-tested, and — since AI Week 7–8 — staging-proven: a registered material now really processes to ready or failed. The re-baseline confirms the old trigger has fired, so a minimal upload + status view is the eligible Gate C stretch decision (not Week 8 closure work); it needs an instructor-role user on staging</w:t>
+              <w:t>Documented, backend-tested, and — since AI Week 7–8 — staging-proven: a registered material now really processes to ready or failed. The re-baseline confirms the old trigger has fired, and FR-REB-01 scheduled the minimal upload + status view as Batch 4.3 scope (planning only — not Week 8 closure work); the remaining Gate C decision is only whether its walk joins the demo journey, and it needs an instructor-role course-owner user on staging</w:t>
             </w:r>
           </w:p>
         </w:tc>
@@ -11153,7 +11369,7 @@
                 <w:sz w:val="19"/>
                 <w:szCs w:val="19"/>
               </w:rPr>
-              <w:t>No frontend work, no fake AI, no speculative integration points. The seam trigger has fired (2026-10-08 evidence); an instructor test user on staging is the remaining Gate C precondition for the stretch flow</w:t>
+              <w:t>No frontend work, no fake AI, no speculative integration points. The seam trigger has fired (2026-10-08 evidence); an instructor-role test user on staging is the remaining precondition for including the materials walk in the demo journey</w:t>
             </w:r>
           </w:p>
         </w:tc>
@@ -12172,7 +12388,7 @@
                 <w:sz w:val="18"/>
                 <w:szCs w:val="18"/>
               </w:rPr>
-              <w:t xml:space="preserve">All nine routes plus states on the new system, logic preserved</w:t>
+              <w:t>All nine routes plus states on the new system (logic preserved) and the materials surface of Batch 4.3</w:t>
             </w:r>
           </w:p>
         </w:tc>
@@ -15123,20 +15339,20 @@
                 <w:sz w:val="18"/>
                 <w:szCs w:val="18"/>
               </w:rPr>
-              <w:t xml:space="preserve">lib/config.ts</w:t>
-            </w:r>
-            <w:r>
-              <w:rPr>
-                <w:rFonts w:ascii="Times New Roman" w:eastAsia="SimHei"/>
-                <w:b w:val="false"/>
-                <w:bCs w:val="false"/>
-                <w:i w:val="false"/>
-                <w:iCs w:val="false"/>
-                <w:color w:val="000000"/>
-                <w:sz w:val="18"/>
-                <w:szCs w:val="18"/>
-              </w:rPr>
-              <w:t xml:space="preserve"> plus both sentry configs — already labels environments, closure doc D14; only the Docker/deploy wiring is missing), align Node versions (W8), and complete the pending Sentry runtime verification.</w:t>
+              <w:t>lib/config.ts</w:t>
+            </w:r>
+            <w:r>
+              <w:rPr>
+                <w:rFonts w:ascii="Times New Roman" w:eastAsia="SimHei"/>
+                <w:b w:val="false"/>
+                <w:bCs w:val="false"/>
+                <w:i w:val="false"/>
+                <w:iCs w:val="false"/>
+                <w:color w:val="000000"/>
+                <w:sz w:val="18"/>
+                <w:szCs w:val="18"/>
+              </w:rPr>
+              <w:t xml:space="preserve"> plus both sentry configs — already labels environments, closure doc D14; only the Docker/deploy wiring is missing — and FR-REB-01 wrote that wiring out end to end: Dockerfile build ARG, deploy-workflow build-argument and runtime heredoc, compose environment, env-example keys), align Node versions (W8), and complete the pending Sentry runtime verification.</w:t>
             </w:r>
           </w:p>
         </w:tc>
@@ -15200,7 +15416,7 @@
                 <w:sz w:val="18"/>
                 <w:szCs w:val="18"/>
               </w:rPr>
-              <w:t xml:space="preserve">frontend/Dockerfile</w:t>
+              <w:t>frontend/Dockerfile</w:t>
             </w:r>
             <w:r>
               <w:rPr>
@@ -15226,7 +15442,7 @@
                 <w:sz w:val="18"/>
                 <w:szCs w:val="18"/>
               </w:rPr>
-              <w:t xml:space="preserve">deploy-staging.yml</w:t>
+              <w:t>.github/workflows/deploy-staging.yml</w:t>
             </w:r>
             <w:r>
               <w:rPr>
@@ -15252,7 +15468,7 @@
                 <w:sz w:val="18"/>
                 <w:szCs w:val="18"/>
               </w:rPr>
-              <w:t xml:space="preserve">infra/docker-compose.staging.yml</w:t>
+              <w:t>infra/docker-compose.staging.yml</w:t>
             </w:r>
             <w:r>
               <w:rPr>
@@ -15278,20 +15494,20 @@
                 <w:sz w:val="18"/>
                 <w:szCs w:val="18"/>
               </w:rPr>
-              <w:t xml:space="preserve">infra/.env.staging.example</w:t>
-            </w:r>
-            <w:r>
-              <w:rPr>
-                <w:rFonts w:ascii="Times New Roman" w:eastAsia="SimHei"/>
-                <w:b w:val="false"/>
-                <w:bCs w:val="false"/>
-                <w:i w:val="false"/>
-                <w:iCs w:val="false"/>
-                <w:color w:val="000000"/>
-                <w:sz w:val="18"/>
-                <w:szCs w:val="18"/>
-              </w:rPr>
-              <w:t xml:space="preserve"> (verified paths — compose and env example live under </w:t>
+              <w:t>infra/.env.staging.example</w:t>
+            </w:r>
+            <w:r>
+              <w:rPr>
+                <w:rFonts w:ascii="Times New Roman" w:eastAsia="SimHei"/>
+                <w:b w:val="false"/>
+                <w:bCs w:val="false"/>
+                <w:i w:val="false"/>
+                <w:iCs w:val="false"/>
+                <w:color w:val="000000"/>
+                <w:sz w:val="18"/>
+                <w:szCs w:val="18"/>
+              </w:rPr>
+              <w:t xml:space="preserve"> (verified paths — the workflow lives under .github/workflows/; compose and env example live under infra/, not the repo root), </w:t>
             </w:r>
             <w:r>
               <w:rPr>
@@ -15304,33 +15520,7 @@
                 <w:sz w:val="18"/>
                 <w:szCs w:val="18"/>
               </w:rPr>
-              <w:t xml:space="preserve">infra/</w:t>
-            </w:r>
-            <w:r>
-              <w:rPr>
-                <w:rFonts w:ascii="Times New Roman" w:eastAsia="SimHei"/>
-                <w:b w:val="false"/>
-                <w:bCs w:val="false"/>
-                <w:i w:val="false"/>
-                <w:iCs w:val="false"/>
-                <w:color w:val="000000"/>
-                <w:sz w:val="18"/>
-                <w:szCs w:val="18"/>
-              </w:rPr>
-              <w:t xml:space="preserve">, not the repo root), </w:t>
-            </w:r>
-            <w:r>
-              <w:rPr>
-                <w:rFonts w:ascii="Consolas" w:eastAsia="SimSun"/>
-                <w:b w:val="false"/>
-                <w:bCs w:val="false"/>
-                <w:i w:val="false"/>
-                <w:iCs w:val="false"/>
-                <w:color w:val="27363F"/>
-                <w:sz w:val="18"/>
-                <w:szCs w:val="18"/>
-              </w:rPr>
-              <w:t xml:space="preserve">package.json</w:t>
+              <w:t>package.json</w:t>
             </w:r>
             <w:r>
               <w:rPr>
@@ -15407,7 +15597,7 @@
                 <w:sz w:val="18"/>
                 <w:szCs w:val="18"/>
               </w:rPr>
-              <w:t xml:space="preserve">NEXT_PUBLIC_SENTRY_ENVIRONMENT added as a build ARG (the Dockerfile today declares only the DSN) and passed by the deploy workflow; SENTRY_ENVIRONMENT added to the frontend service in the staging compose (today only SENTRY_DSN is set); missing keys added to the env example; source-map upload secrets (SENTRY_AUTH_TOKEN, SENTRY_ORG, SENTRY_PROJECT — Pod D) made available at build time, folded in here or raised as an infra task; </w:t>
+              <w:t xml:space="preserve">NEXT_PUBLIC_SENTRY_ENVIRONMENT added as a build ARG in the Dockerfile (today only the DSN is one) and passed by .github/workflows/deploy-staging.yml as a build-argument (absent today); SENTRY_ENVIRONMENT set in that workflow's .env.runtime heredoc and on the frontend service in the staging compose (both today pass only SENTRY_DSN); NEXT_PUBLIC_SENTRY_ENVIRONMENT, SENTRY_ENVIRONMENT and NEXT_PUBLIC_SENTRY_DSN added to the env example; source-map upload secrets (SENTRY_AUTH_TOKEN, SENTRY_ORG, SENTRY_PROJECT — Pod D) made available at image build time because </w:t>
             </w:r>
             <w:r>
               <w:rPr>
@@ -15420,7 +15610,33 @@
                 <w:sz w:val="18"/>
                 <w:szCs w:val="18"/>
               </w:rPr>
-              <w:t xml:space="preserve">engines.node</w:t>
+              <w:t>next.config.ts</w:t>
+            </w:r>
+            <w:r>
+              <w:rPr>
+                <w:rFonts w:ascii="Times New Roman" w:eastAsia="SimHei"/>
+                <w:b w:val="false"/>
+                <w:bCs w:val="false"/>
+                <w:i w:val="false"/>
+                <w:iCs w:val="false"/>
+                <w:color w:val="000000"/>
+                <w:sz w:val="18"/>
+                <w:szCs w:val="18"/>
+              </w:rPr>
+              <w:t xml:space="preserve"> runs withSentryConfig at build (folded in here or raised as an infra task); </w:t>
+            </w:r>
+            <w:r>
+              <w:rPr>
+                <w:rFonts w:ascii="Consolas" w:eastAsia="SimSun"/>
+                <w:b w:val="false"/>
+                <w:bCs w:val="false"/>
+                <w:i w:val="false"/>
+                <w:iCs w:val="false"/>
+                <w:color w:val="27363F"/>
+                <w:sz w:val="18"/>
+                <w:szCs w:val="18"/>
+              </w:rPr>
+              <w:t>engines.node</w:t>
             </w:r>
             <w:r>
               <w:rPr>
@@ -15497,7 +15713,7 @@
                 <w:sz w:val="18"/>
                 <w:szCs w:val="18"/>
               </w:rPr>
-              <w:t xml:space="preserve">DSN handling model (public by design; only its vars/secrets categorization normalized); Dockerfile build sequence; deploy script order.</w:t>
+              <w:t>DSN handling model (public by design; only its vars/secrets categorization normalized); Dockerfile build sequence; deploy script order; and the label chain must be verified end to end — code, build ARG, deploy workflow, compose and env example all agree.</w:t>
             </w:r>
           </w:p>
         </w:tc>
@@ -16554,7 +16770,7 @@
                 <w:sz w:val="18"/>
                 <w:szCs w:val="18"/>
               </w:rPr>
-              <w:t xml:space="preserve">Nine-route inventory confirmed as the redesign surface; journey order fixed; staging confirmed as demo environment pending the CORS answer; dataset steps (demo profile, demo courses via the real API) documented and rehearsed once.</w:t>
+              <w:t>Nine-route inventory confirmed as the redesign surface; journey order fixed; staging confirmed as demo environment pending the CORS answer; dataset steps (demo profile, demo courses via the real API) documented and rehearsed once; the materials-walk decision recorded — whether the upload → status surface scheduled in 4.3 joins the locked journey (FR-REB-01) — and, if it does, the instructor-role course-owner test user created on staging as its prerequisite.</w:t>
             </w:r>
           </w:p>
         </w:tc>
@@ -16746,7 +16962,7 @@
                 <w:sz w:val="18"/>
                 <w:szCs w:val="18"/>
               </w:rPr>
-              <w:t xml:space="preserve">One full manual walk of the journey on the chosen environment with the dataset in place.</w:t>
+              <w:t>One full manual walk of the journey on the chosen environment with the dataset in place; if the materials walk is adopted, it is walked end to end with the instructor-role test user.</w:t>
             </w:r>
           </w:p>
         </w:tc>
@@ -17140,7 +17356,7 @@
                 <w:sz w:val="18"/>
                 <w:szCs w:val="18"/>
               </w:rPr>
-              <w:t xml:space="preserve">Dashboard: the three Coming-soon cards and two Coming-soon sections become real supported content (course count, profile completeness, recent courses) or are removed; the Open Chat / View Graph buttons that mislabel links to /courses are removed. Verified additions from the repository pass, fixed in the same pass: the first stat card is labeled Active Materials while showing the course count, and the Navbar labels /courses as My Materials. Landing: copy rewritten so every claim maps to a capability that exists; future work framed as roadmap, not product. Structural edits only — final visuals arrive in Phase 4.</w:t>
+              <w:t>Dashboard: the three Coming-soon cards and two Coming-soon sections become real supported content (course count, profile completeness, recent courses) or are removed; the Open Chat / View Graph buttons that mislabel links to /courses are removed. Verified additions from the repository pass, fixed in the same pass: the first stat card is labeled Active Materials while showing the course count, and the Navbar labels /courses as My Materials. Landing: copy rewritten so every claim maps to a capability that exists; future work framed as roadmap, not product. Structural edits only — final visuals arrive in Phase 4. Role-ambiguous copy is settled in the role-aware direction of Section 3.5: the hard-coded Student Dashboard heading becomes role-aware or neutral copy (the surface renders for whoever is signed in), and the Navbar label names its destination truthfully.</w:t>
             </w:r>
           </w:p>
         </w:tc>
@@ -19068,7 +19284,7 @@
                 <w:sz w:val="18"/>
                 <w:szCs w:val="18"/>
               </w:rPr>
-              <w:t xml:space="preserve">Desktop and mobile navigation, user menu with logout, theme toggle placement, page container and header pattern, footer, responsive breakpoints. useUserName moves to the auth feature slice as pure data access; the shell consumes it through a presentational component — restoring the declared features/components split.</w:t>
+              <w:t>Desktop and mobile navigation, user menu with logout, theme toggle placement, page container and header pattern, footer, responsive breakpoints. useUserName moves to the auth feature slice as pure data access; the shell consumes it through a presentational component — restoring the declared features/components split. Labels and visibility follow the role-aware IA (Section 3.5): the shell names destinations truthfully for any signed-in role using the roles /auth/me already returns, and adds no link for a capability that does not exist (Section 3.6).</w:t>
             </w:r>
           </w:p>
         </w:tc>
@@ -19367,7 +19583,7 @@
           <w:sz w:val="24"/>
           <w:szCs w:val="24"/>
         </w:rPr>
-        <w:t xml:space="preserve">Phase 4 applies the system to the real routes in four batches, ordered so each pattern is proven once and reused: auth and landing, the two browse surfaces, detail and forms, then profile and global states. Two lockstep disciplines run through every batch: Storybook stories update with their components, and E2E assertions update the moment their copy changes. The stability contract from Section 7.1 applies to every line.</w:t>
+        <w:t>Phase 4 applies the system to the real routes in four batches, ordered so each pattern is proven once and reused: auth and landing, the two browse surfaces, detail and forms, then profile and global states. Batch 4.3 additionally carries the materials upload/status surface and the content-hub composition decided in Sections 3.5 and 3.6 (FR-REB-01). Two lockstep disciplines run through every batch: Storybook stories update with their components, and E2E assertions update the moment their copy changes. The stability contract from Section 7.1 applies to every line.</w:t>
       </w:r>
     </w:p>
     <w:p>
@@ -20139,7 +20355,7 @@
                 <w:sz w:val="18"/>
                 <w:szCs w:val="18"/>
               </w:rPr>
-              <w:t xml:space="preserve">Redesign the two browse surfaces with real data and states.</w:t>
+              <w:t>Redesign the two browse surfaces with real data and states, in the role-aware composition of Section 3.5.</w:t>
             </w:r>
           </w:p>
         </w:tc>
@@ -20332,7 +20548,7 @@
                 <w:sz w:val="18"/>
                 <w:szCs w:val="18"/>
               </w:rPr>
-              <w:t xml:space="preserve">Dashboard pattern with the locked real-metric composition; list pattern with search, card grid, real empty state; the inline filter state extracted into the pattern component (Bucket B).</w:t>
+              <w:t>Dashboard pattern with the locked real-metric composition; list pattern with search, card grid, real empty state; the inline filter state extracted into the pattern component (Bucket B). The dashboard heading and stat composition read from the signed-in user's existing role information (Section 3.5) — no hard-coded Student wording on a shared surface.</w:t>
             </w:r>
           </w:p>
         </w:tc>
@@ -20725,7 +20941,7 @@
                 <w:sz w:val="18"/>
                 <w:szCs w:val="18"/>
               </w:rPr>
-              <w:t xml:space="preserve">Redesign the detail and create/edit form patterns, including destructive-action confirmation on the new dialog primitive.</w:t>
+              <w:t>Redesign the detail and create/edit form patterns, including destructive-action confirmation on the new dialog primitive; compose the course-detail content hub (Sections 3.5 and 3.6) with its scheduled materials surface — upload, list, and status.</w:t>
             </w:r>
           </w:p>
         </w:tc>
@@ -20789,7 +21005,7 @@
                 <w:sz w:val="18"/>
                 <w:szCs w:val="18"/>
               </w:rPr>
-              <w:t xml:space="preserve">courses/[id]/page.tsx</w:t>
+              <w:t>courses/[id]/page.tsx</w:t>
             </w:r>
             <w:r>
               <w:rPr>
@@ -20815,7 +21031,7 @@
                 <w:sz w:val="18"/>
                 <w:szCs w:val="18"/>
               </w:rPr>
-              <w:t xml:space="preserve">courses/new/page.tsx</w:t>
+              <w:t>courses/new/page.tsx</w:t>
             </w:r>
             <w:r>
               <w:rPr>
@@ -20841,7 +21057,7 @@
                 <w:sz w:val="18"/>
                 <w:szCs w:val="18"/>
               </w:rPr>
-              <w:t xml:space="preserve">courses/[id]/edit/page.tsx</w:t>
+              <w:t>courses/[id]/edit/page.tsx</w:t>
             </w:r>
             <w:r>
               <w:rPr>
@@ -20867,7 +21083,7 @@
                 <w:sz w:val="18"/>
                 <w:szCs w:val="18"/>
               </w:rPr>
-              <w:t xml:space="preserve">components/courses/CourseForm.tsx</w:t>
+              <w:t>components/courses/CourseForm.tsx</w:t>
             </w:r>
             <w:r>
               <w:rPr>
@@ -20893,7 +21109,20 @@
                 <w:sz w:val="18"/>
                 <w:szCs w:val="18"/>
               </w:rPr>
-              <w:t xml:space="preserve">DeleteCourseButton.tsx</w:t>
+              <w:t>DeleteCourseButton.tsx</w:t>
+            </w:r>
+            <w:r>
+              <w:rPr>
+                <w:rFonts w:ascii="Times New Roman" w:eastAsia="SimHei"/>
+                <w:b w:val="false"/>
+                <w:bCs w:val="false"/>
+                <w:i w:val="false"/>
+                <w:iCs w:val="false"/>
+                <w:color w:val="000000"/>
+                <w:sz w:val="18"/>
+                <w:szCs w:val="18"/>
+              </w:rPr>
+              <w:t>, and a course-detail-scoped materials component (new)</w:t>
             </w:r>
           </w:p>
         </w:tc>
@@ -20957,7 +21186,7 @@
                 <w:sz w:val="18"/>
                 <w:szCs w:val="18"/>
               </w:rPr>
-              <w:t xml:space="preserve">Detail layout; form pattern (field rhythm, validation presentation, submit and API-error states); the hand-rolled confirm replaced by the 3.2 dialog with identical semantics; notFound-on-404 kept, its presentation styled.</w:t>
+              <w:t>Detail layout composed as the content hub of Section 3.6 — stable regions for course information and actions plus the materials surface — with the hub slots (extracted text, search, chunks, citations, chat, enrollment) documented in the batch note and the design ADR, never rendered (Section 3.6). Materials surface consumes the existing contract only: presigned upload via the upload-url endpoint, register (202 with material_id and job_id, used for log correlation only), material list, and status polled across the four-value literal pending/processing/ready/failed, with honest failed-state messaging including OCR/quota-related failures. Gating per Section 3.5: the upload affordance renders only for a signed-in instructor who owns the course (the API answers otherwise with 403); the student view stays within the honest scope of Section 3.5. Form pattern (field rhythm, validation presentation, submit and API-error states); the hand-rolled confirm replaced by the 3.2 dialog with identical semantics; notFound-on-404 kept, its presentation styled.</w:t>
             </w:r>
           </w:p>
         </w:tc>
@@ -21021,7 +21250,7 @@
                 <w:sz w:val="18"/>
                 <w:szCs w:val="18"/>
               </w:rPr>
-              <w:t xml:space="preserve">Zod schemas and safeParse loops; mutation orchestration and cache invalidation; post-save navigation; status-to-message mapping; the 1.1 key fixes.</w:t>
+              <w:t>Zod schemas and safeParse loops; mutation orchestration and cache invalidation; post-save navigation; status-to-message mapping; the 1.1 key fixes; the materials backend contract — consume upload-url/register/list/status as-is, no new backend functionality, no retry or reprocess control (no retry API exists), no fake progress percentages, processing phases, or AI reasoning UI.</w:t>
             </w:r>
           </w:p>
         </w:tc>
@@ -21085,7 +21314,7 @@
                 <w:sz w:val="18"/>
                 <w:szCs w:val="18"/>
               </w:rPr>
-              <w:t xml:space="preserve">Batch 4.2; the 3.2 dialog primitive.</w:t>
+              <w:t>Batch 4.2; the 3.2 dialog primitive; the Sections 3.5 and 3.6 decisions recorded here; the Batch 2.1 instructor test user if the demo walk is adopted.</w:t>
             </w:r>
           </w:p>
         </w:tc>
@@ -21149,7 +21378,7 @@
                 <w:sz w:val="18"/>
                 <w:szCs w:val="18"/>
               </w:rPr>
-              <w:t xml:space="preserve">Full courses-crud E2E (create, read, update, alertdialog delete) updated and green — the regression net for the whole form pattern.</w:t>
+              <w:t>Full courses-crud E2E (create, read, update, alertdialog delete) updated and green — the regression net for the whole form pattern; instructor-role course-owner walkthrough of upload → pending → processing → ready or failed on staging with honest failure copy; the student view shows no upload affordance; no placeholder hub slot renders.</w:t>
             </w:r>
           </w:p>
         </w:tc>
@@ -21213,7 +21442,7 @@
                 <w:sz w:val="18"/>
                 <w:szCs w:val="18"/>
               </w:rPr>
-              <w:t xml:space="preserve">The CRUD loop is fully operable in the new language, errors presented through the system.</w:t>
+              <w:t>The CRUD loop is fully operable in the new language, errors presented through the system, and the course detail reads as the content hub with a working materials surface — its future slots documented, nothing faked.</w:t>
             </w:r>
           </w:p>
         </w:tc>
@@ -22247,7 +22476,7 @@
                 <w:sz w:val="18"/>
                 <w:szCs w:val="18"/>
               </w:rPr>
-              <w:t xml:space="preserve">Assertions updated to final copy and structure (prefer role-based and accessible-name selectors); a compact responsive check — a second Playwright project at the mobile viewport running login and list flows, or in-spec viewport assertions; the duplicated login helper stays as documented.</w:t>
+              <w:t>Assertions updated to final copy and structure (prefer role-based and accessible-name selectors); a compact responsive check — a second Playwright project at the mobile viewport running login and list flows, or in-spec viewport assertions; the duplicated login helper stays as documented; role-aware affordance checks may assert visibility for the instructor test user (Section 3.5), asserted as interface behavior only — never as an authorization boundary.</w:t>
             </w:r>
           </w:p>
         </w:tc>
@@ -24101,7 +24330,7 @@
                 <w:sz w:val="18"/>
                 <w:szCs w:val="18"/>
               </w:rPr>
-              <w:t xml:space="preserve">Runbook (2.1); zero Coming-soon or misleading affordances (2.2); environment and dataset confirmed</w:t>
+              <w:t>Runbook (2.1); zero Coming-soon or misleading affordances (2.2); environment and dataset confirmed; materials-walk decision recorded (2.1, FR-REB-01)</w:t>
             </w:r>
           </w:p>
         </w:tc>
@@ -24291,7 +24520,7 @@
                 <w:sz w:val="18"/>
                 <w:szCs w:val="18"/>
               </w:rPr>
-              <w:t xml:space="preserve">All nine routes plus both groups' states on the new system; stories and E2E updated in lockstep; CI green</w:t>
+              <w:t>All nine routes plus both groups' states on the new system, including the materials surface scheduled in 4.3; stories and E2E updated in lockstep; CI green</w:t>
             </w:r>
           </w:p>
         </w:tc>
@@ -25564,6 +25793,101 @@
                 <w:sz w:val="18"/>
                 <w:szCs w:val="18"/>
               </w:rPr>
+              <w:t>Materials upload → status walk</w:t>
+            </w:r>
+          </w:p>
+        </w:tc>
+        <w:tc>
+          <w:tcPr>
+            <w:tcW w:type="pct" w:w="33%"/>
+            <w:tcMar>
+              <w:top w:type="dxa" w:w="40"/>
+              <w:left w:type="dxa" w:w="100"/>
+              <w:bottom w:type="dxa" w:w="40"/>
+              <w:right w:type="dxa" w:w="100"/>
+            </w:tcMar>
+          </w:tcPr>
+          <w:p>
+            <w:pPr>
+              <w:spacing w:line="260"/>
+              <w:jc w:val="left"/>
+            </w:pPr>
+            <w:r>
+              <w:rPr>
+                <w:rFonts w:ascii="Times New Roman" w:eastAsia="SimHei"/>
+                <w:b w:val="false"/>
+                <w:bCs w:val="false"/>
+                <w:i w:val="false"/>
+                <w:iCs w:val="false"/>
+                <w:color w:val="000000"/>
+                <w:sz w:val="18"/>
+                <w:szCs w:val="18"/>
+              </w:rPr>
+              <w:t>Manual walk on staging with the instructor test user</w:t>
+            </w:r>
+          </w:p>
+        </w:tc>
+        <w:tc>
+          <w:tcPr>
+            <w:tcW w:type="pct" w:w="35%"/>
+            <w:tcMar>
+              <w:top w:type="dxa" w:w="40"/>
+              <w:left w:type="dxa" w:w="100"/>
+              <w:bottom w:type="dxa" w:w="40"/>
+              <w:right w:type="dxa" w:w="100"/>
+            </w:tcMar>
+          </w:tcPr>
+          <w:p>
+            <w:pPr>
+              <w:spacing w:line="260"/>
+              <w:jc w:val="left"/>
+            </w:pPr>
+            <w:r>
+              <w:rPr>
+                <w:rFonts w:ascii="Times New Roman" w:eastAsia="SimHei"/>
+                <w:b w:val="false"/>
+                <w:bCs w:val="false"/>
+                <w:i w:val="false"/>
+                <w:iCs w:val="false"/>
+                <w:color w:val="000000"/>
+                <w:sz w:val="18"/>
+                <w:szCs w:val="18"/>
+              </w:rPr>
+              <w:t>Batches 4.3 and 5.1</w:t>
+            </w:r>
+          </w:p>
+        </w:tc>
+      </w:tr>
+      <w:tr>
+        <w:trPr>
+          <w:cantSplit/>
+        </w:trPr>
+        <w:tc>
+          <w:tcPr>
+            <w:tcW w:type="pct" w:w="32%"/>
+            <w:tcMar>
+              <w:top w:type="dxa" w:w="40"/>
+              <w:left w:type="dxa" w:w="100"/>
+              <w:bottom w:type="dxa" w:w="40"/>
+              <w:right w:type="dxa" w:w="100"/>
+            </w:tcMar>
+          </w:tcPr>
+          <w:p>
+            <w:pPr>
+              <w:spacing w:line="260"/>
+              <w:jc w:val="left"/>
+            </w:pPr>
+            <w:r>
+              <w:rPr>
+                <w:rFonts w:ascii="Times New Roman" w:eastAsia="SimHei"/>
+                <w:b w:val="false"/>
+                <w:bCs w:val="false"/>
+                <w:i w:val="false"/>
+                <w:iCs w:val="false"/>
+                <w:color w:val="000000"/>
+                <w:sz w:val="18"/>
+                <w:szCs w:val="18"/>
+              </w:rPr>
               <w:t xml:space="preserve">Responsive viewports</w:t>
             </w:r>
           </w:p>
@@ -26237,7 +26561,7 @@
                 <w:sz w:val="18"/>
                 <w:szCs w:val="18"/>
               </w:rPr>
-              <w:t xml:space="preserve">Materials upload UI</w:t>
+              <w:t>Materials upload UI beyond Batch 4.3, and any retry or fake progress UI</w:t>
             </w:r>
           </w:p>
         </w:tc>
@@ -26267,7 +26591,7 @@
                 <w:sz w:val="18"/>
                 <w:szCs w:val="18"/>
               </w:rPr>
-              <w:t>Deferred with a trigger — and the trigger has now fired: AI Week 7–8 implemented and staging-proved the seam (a material reaches ready). It stays unbuilt until the Gate C stretch decision adopts the minimal upload + status view; a demo of a pipeline the frontend has never exercised is not added speculatively before that decision</w:t>
+              <w:t>Now scheduled, not excluded: FR-REB-01 (2026-10-08) adopted the minimal upload + status view as Batch 4.3 scope against the existing contract after AI Week 7–8 staging-proved the pipeline. Still excluded: retry and reprocess controls (no retry API exists), fake progress percentages or processing phases, bulk upload, and any materials UI before Phase 4.</w:t>
             </w:r>
           </w:p>
         </w:tc>
@@ -27812,7 +28136,7 @@
                 <w:sz w:val="18"/>
                 <w:szCs w:val="18"/>
               </w:rPr>
-              <w:t>The materials stretch flow is now the Gate C decision (adopt or defer); the remaining precondition is an instructor test user on staging</w:t>
+              <w:t>The materials surface is scheduled scope (Batch 4.3, FR-REB-01); the Gate C decision is now only whether its walk joins the demo journey; the remaining precondition is an instructor-role course-owner test user on staging (Batch 2.1)</w:t>
             </w:r>
           </w:p>
         </w:tc>
@@ -28179,7 +28503,7 @@
           <w:sz w:val="24"/>
           <w:szCs w:val="24"/>
         </w:rPr>
-        <w:t xml:space="preserve">the locked demo journey (landing to logout) executes end to end on staging without developer intervention, with the demo dataset in place.</w:t>
+        <w:t>the locked demo journey (landing to logout) executes end to end on staging without developer intervention, with the demo dataset in place; the materials walk joins it only if adopted in Batch 2.1 (FR-REB-01).</w:t>
       </w:r>
     </w:p>
     <w:p>
@@ -28401,7 +28725,7 @@
           <w:sz w:val="24"/>
           <w:szCs w:val="24"/>
         </w:rPr>
-        <w:t xml:space="preserve">Sentry receives events and resolved stack frames from the correctly labeled staging environment during the dry run.</w:t>
+        <w:t>Sentry receives events and resolved stack frames from the correctly labeled staging environment — the label delivered end to end by the Batch 1.3 chain (code, build ARG, deploy build-argument and runtime heredoc, compose, env example) — during the dry run.</w:t>
       </w:r>
     </w:p>
     <w:p>
@@ -29138,7 +29462,7 @@
                 <w:sz w:val="18"/>
                 <w:szCs w:val="18"/>
               </w:rPr>
-              <w:t xml:space="preserve">Tokens, primitives, shell, and the nine-route surface with all states, themes, and RTL readiness — once</w:t>
+              <w:t>Tokens, primitives, shell, and the nine-route surface with all states, themes, and RTL readiness — once — plus the course-detail materials surface (4.3)</w:t>
             </w:r>
           </w:p>
         </w:tc>
@@ -29233,7 +29557,7 @@
                 <w:sz w:val="18"/>
                 <w:szCs w:val="18"/>
               </w:rPr>
-              <w:t xml:space="preserve">Server-side auth, new systems, materials UI, AI surfaces, pagination, i18n framework, analytics, spec §22.4 endpoints</w:t>
+              <w:t>Server-side auth, new systems, material retry and fake-progress UI, AI chat/quiz/graph surfaces, pagination, i18n framework, analytics, spec §22.4 endpoints</w:t>
             </w:r>
           </w:p>
         </w:tc>

--- a/docs/tasks/Frontend UI redesign/OpenLearn-AI_Integrated_Frontend_Execution_Roadmap_v1.1.docx
+++ b/docs/tasks/Frontend UI redesign/OpenLearn-AI_Integrated_Frontend_Execution_Roadmap_v1.1.docx
@@ -767,6 +767,12 @@
       </w:tr>
     </w:tbl>
     <w:p>
+      <w:pPr/>
+      <w:r>
+        <w:t>Reconciliation record (2026-10-20, documentation-closure batch, verified at 60f71da): the branch has advanced beyond the baseline recorded above — Phase 0/1 batches 0.1–1.4 are executed (1.2/1.3 owner-machine validations outstanding), PR #79 resolved the course owner-scoping defect, and the local AI environment (redis/minio/minio-init, host-run worker, verifier, ingestion smoke test) is implemented with reliability repairs (settings-contract Redis resolution, setup idempotency, authenticated MinIO checks, smoke-cleanup fixes). This batch executes the R1–R9 roadmap reconciliation recorded by the 2.1 Decision Lock (§7): local-first wording per decision A (R1–R5), the journey finalized with the materials walk adopted per decision D (R6), the 0.2 note's environment default superseded (R7), the staging-CORS item already reclassified (R8), and the 5.x ledger titles aligned (R9). First-login onboarding is assigned to Batch 4.4 and the language/RTL staging is settled (RTL-ready in Phases 3–4; full bilingual depth with the plan's W37/W41 pass). Batch statuses and evidence remain the execution ledger's authority.</w:t>
+      </w:r>
+    </w:p>
+    <w:p>
       <w:pPr>
         <w:pStyle w:val="Heading1"/>
       </w:pPr>
@@ -837,7 +843,7 @@
           <w:b w:val="0"/>
           <w:i w:val="0"/>
         </w:rPr>
-        <w:t>Re-derived from the repository at 2eccad0 (backend/app/api/deps.py, backend/app/api/materials.py, infra/realm-export.json, docs/openapi.json): the Keycloak realm issues three realm roles — student, instructor, admin — and GET /auth/me returns them in the roles[] field of the now-explicit CurrentUserResponse schema. Backend enforcement today: the instructor role plus course ownership is required for material upload-url and registration; course ownership is required for the material status read and for course update/delete. Course listing is not owner-scoped — any authenticated user sees every course (backend defect, flagged upstream, never worked around). The admin role has zero enforcement: require_admin exists in deps.py with no call sites, so no admin UI is designed, implied, or faked.</w:t>
+        <w:t>Re-derived from the repository at 2eccad0 (backend/app/api/deps.py, backend/app/api/materials.py, infra/realm-export.json, docs/openapi.json): the Keycloak realm issues three realm roles — student, instructor, admin — and GET /auth/me returns them in the roles[] field of the now-explicit CurrentUserResponse schema. Backend enforcement today: the instructor role plus course ownership is required for material upload-url and registration; course ownership is required for the material status read and for course update/delete. Course listing is not owner-scoped — any authenticated user sees every course (backend defect, flagged upstream, never worked around). The admin role has zero enforcement: require_admin exists in deps.py with no call sites, so no admin UI is designed, implied, or faked. Reconciliation 2026-10-20: the course owner-scoping defect is RESOLVED upstream — PR #79 (65c8a8c + merge 92b67bd) scopes GET /v1/courses and GET /v1/courses/{id} to the owning user (ledger Open Question #7), unblocking the Batch 2.2 course-count copy.</w:t>
       </w:r>
     </w:p>
     <w:p>
@@ -1924,7 +1930,7 @@
           <w:b w:val="0"/>
           <w:i w:val="0"/>
         </w:rPr>
-        <w:t>Contract facts the frontend relies on: created_at fields are declared format date-time in the tracked spec (the live-emission check for offset-bearing values remains Batch 0.1/1.4 work — F5); the material status vocabulary is the four-value literal pending → processing → ready | failed; there is no retry/reprocess endpoint, no document-content endpoint, and no search, chat, citation, or enrollment endpoint in the contract as of 2eccad0.</w:t>
+        <w:t>Contract facts the frontend relies on: created_at fields are declared format date-time in the tracked spec (F5 CLOSED 2026-10-14: the live API emits offset-bearing datetimes — 5/5 values with offset, sample 2026-10-14T15:52:48.551399Z; the offset: true schema frozen as-is by Batch 1.4); the material status vocabulary is the four-value literal pending → processing → ready | failed; there is no retry/reprocess endpoint, no document-content endpoint, and no search, chat, citation, or enrollment endpoint in the contract as of 2eccad0.</w:t>
       </w:r>
     </w:p>
     <w:p>
@@ -7569,7 +7575,7 @@
           </w:tcPr>
           <w:p>
             <w:r>
-              <w:t>Nine-route inventory confirmed as the redesign surface; journey order fixed; staging confirmed as demo environment pending the 0.1 CORS preflight (local dev is the documented fallback); dataset steps documented and rehearsed once; the instructor-role course-owner test user provisioned (prerequisite for the 4.3 walkthrough); the materials-walk decision recorded — whether the upload → status walk joins the locked journey.</w:t>
+              <w:t>Nine-route inventory confirmed as the redesign surface; journey order fixed; the local stack is the default development and demo environment (owner decision A, 2026-10-18; the 0.1 local CORS preflight is confirmed); staging remains available as an optional secondary environment; dataset steps documented and rehearsed once; the instructor-role course-owner test user provisioned (prerequisite for the 4.3 walkthrough); the materials-walk decision recorded — whether the upload → status walk joins the locked journey.</w:t>
             </w:r>
           </w:p>
         </w:tc>
@@ -8776,7 +8782,7 @@
           </w:tcPr>
           <w:p>
             <w:r>
-              <w:t>Full courses-crud E2E (create, read, update, alertdialog delete) updated and green; instructor-role course-owner walkthrough of upload → pending → processing → ready|failed on staging (honest failure copy); student view shows no upload affordance; no placeholder hub slot renders.</w:t>
+              <w:t>Full courses-crud E2E (create, read, update, alertdialog delete) updated and green; instructor-role course-owner walkthrough of upload → pending → processing → ready|failed in the environment recorded at 4.3 planning — extended local AI profile preferred (owner decision A), staging fallback (honest failure copy); student view shows no upload affordance; no placeholder hub slot renders.</w:t>
             </w:r>
           </w:p>
         </w:tc>
@@ -8865,7 +8871,7 @@
           </w:tcPr>
           <w:p>
             <w:r>
-              <w:t>Profile pattern (create-vs-edit presentation settled once); global 404/error states restyled; systematic pass at both breakpoints and a logical-properties RTL audit using the Storybook direction toolbar.</w:t>
+              <w:t>Profile pattern (create-vs-edit presentation settled once); global 404/error states restyled; systematic pass at both breakpoints and a logical-properties RTL audit using the Storybook direction toolbar. First-login profile onboarding is assigned to this batch (documentation reconciliation, 2026-10-20 — Decision Lock §4.4/§8 Q1: all six profile fields are already supported; the step flow must PUT the accumulated payload because PUT /v1/users/me is a full-replacement upsert). Language/RTL staging settled (§8 Q3): Phases 3–4 deliver RTL-READY design (logical properties, direction handling); the i18n framework and full Arabic conversion remain excluded (§22) and staged with the plan's W37/W41 verification pass.</w:t>
             </w:r>
           </w:p>
         </w:tc>
@@ -9336,7 +9342,7 @@
               <w:rPr>
                 <w:b/>
               </w:rPr>
-              <w:t>Batch 5.3 — Staging validation and demo dry run</w:t>
+              <w:t>Batch 5.3 — Demo validation and dry run</w:t>
             </w:r>
           </w:p>
         </w:tc>
@@ -9349,7 +9355,7 @@
               <w:rPr>
                 <w:b/>
               </w:rPr>
-              <w:t>Batch 5.3 — Staging validation and demo dry run</w:t>
+              <w:t>Batch 5.3 — Demo validation and dry run</w:t>
             </w:r>
           </w:p>
         </w:tc>
@@ -9374,7 +9380,7 @@
           </w:tcPr>
           <w:p>
             <w:r>
-              <w:t>Final staging deploy; Sentry event + source-map verification repeated on the final build (from the correctly labeled environment — the 1.3 chain); demo dataset refreshed; one full dry run of the locked journey exactly as presented; pin the six latest devDependencies and the Chromatic action digest (W6/W7).</w:t>
+              <w:t>One full dry run of the locked journey exactly as presented, executed on the primary demo environment (local stack per owner decision A); staging deploy remains optional for selective use — the Sentry event + source-map verification (from the correctly labeled environment, the 1.3 chain) applies whenever the final build deploys there; demo dataset refreshed; pin the six latest devDependencies and the Chromatic action digest (W6/W7).</w:t>
             </w:r>
           </w:p>
         </w:tc>
@@ -9449,7 +9455,7 @@
           </w:tcPr>
           <w:p>
             <w:r>
-              <w:t>One continuous dry run, zero developer interventions, on staging, Sentry confirming from the correctly labeled environment.</w:t>
+              <w:t>One continuous dry run, zero developer interventions, on the primary demo environment (local), staging optional; Sentry confirming from the correctly labeled environment whenever the final build deploys to staging.</w:t>
             </w:r>
           </w:p>
         </w:tc>
@@ -9727,7 +9733,7 @@
           </w:tcPr>
           <w:p>
             <w:r>
-              <w:t>Staging credential — provisioned during 2.1</w:t>
+              <w:t>Local demo credentials (testuser + instructor, local Keycloak realm) — provisioned by the 2.1 bootstrap extension</w:t>
             </w:r>
           </w:p>
         </w:tc>
@@ -9880,7 +9886,7 @@
           <w:b w:val="0"/>
           <w:i w:val="0"/>
         </w:rPr>
-        <w:t>The supervisor presentation is the existing journey made coherent, not a new product. Locked candidate (finalized in 2.1): land on the public page (honest copy) → register through Keycloak (completed flow) → arrive at a role-aware dashboard with real metrics → create a course → open the detail hub → edit it → exercise the delete confirmation → visit profile (complete it — the dashboard metric reflects it) → logout. The materials walk (upload → pending → processing → ready, or honest failure) joins the journey only if adopted in the 2.1 decision — it requires the instructor-role course-owner test user either way for the 4.3 walkthrough. Demo data is real data created through the real product flow (a handful of meaningfully titled courses, a filled profile); there is no seed script and none is added — the dataset is a documented, repeatable manual step rehearsed in 2.1. AI chat, quizzes, citations, and knowledge-graph surfaces are never demoed as UI: they do not exist, and Section 22 forbids faking them.</w:t>
+        <w:t>The supervisor presentation is the existing journey made coherent, not a new product. Locked and finalized in 2.1 (owner decision record, 2026-10-18): land on the public page (honest copy) → register through Keycloak (completed flow) → arrive at a role-aware dashboard with real metrics → create a course → open the detail hub → edit it → exercise the delete confirmation → visit profile (complete it — the dashboard metric reflects it) → logout. The materials walk (upload → pending → processing → ready, or honest failure) is ADOPTED into the journey (owner decision D, 2026-10-18) — it requires the instructor-role course-owner test user either way for the 4.3 walkthrough; its segments carry honest readiness ratings in the 2.1 discovery note §11 until the local environment and Batch 4.3 land. Demo data is real data created through the real product flow (a handful of meaningfully titled courses, a filled profile); there is no seed script and none is added — the dataset is a documented, repeatable manual step rehearsed in 2.1. AI chat, quizzes, citations, and knowledge-graph surfaces are never demoed as UI: they do not exist, and Section 22 forbids faking them.</w:t>
       </w:r>
     </w:p>
     <w:p>
@@ -10397,7 +10403,7 @@
           </w:tcPr>
           <w:p>
             <w:r>
-              <w:t>A backend authorization defect, flagged upstream; the frontend neither works around it nor hides it.</w:t>
+              <w:t>A backend authorization defect, flagged upstream; the frontend neither works around it nor hides it. Resolved upstream 2026-10-17/18 by PR #79 (owner-scoped course list/detail); recorded in the ledger Open Question #7.</w:t>
             </w:r>
           </w:p>
         </w:tc>
@@ -10971,7 +10977,7 @@
           </w:tcPr>
           <w:p>
             <w:r>
-              <w:t>Manual walk on staging, instructor test user</w:t>
+              <w:t>Manual walk on the primary demo environment (local; staging optional), instructor test user</w:t>
             </w:r>
           </w:p>
         </w:tc>
@@ -11131,7 +11137,7 @@
           </w:tcPr>
           <w:p>
             <w:r>
-              <w:t>Runbook on staging</w:t>
+              <w:t>Runbook on the primary demo environment (local; staging optional)</w:t>
             </w:r>
           </w:p>
         </w:tc>
@@ -11457,7 +11463,7 @@
           </w:tcPr>
           <w:p>
             <w:r>
-              <w:t>Batch 0.1 (baseline verification), then the closure set — the full sequence is gate-gated</w:t>
+              <w:t>Batch 2.2 (honest-surface settlement) — Phases 0–1 and the local-environment batches are executed (two owner-machine validations outstanding); the full sequence is gate-gated</w:t>
             </w:r>
           </w:p>
         </w:tc>

--- a/docs/tasks/Frontend UI redesign/OpenLearn-AI_Integrated_Frontend_Execution_Roadmap_v1.1.docx
+++ b/docs/tasks/Frontend UI redesign/OpenLearn-AI_Integrated_Frontend_Execution_Roadmap_v1.1.docx
@@ -770,6 +770,12 @@
       <w:pPr/>
       <w:r>
         <w:t>Reconciliation record (2026-10-20, documentation-closure batch, verified at 60f71da): the branch has advanced beyond the baseline recorded above — Phase 0/1 batches 0.1–1.4 are executed (1.2/1.3 owner-machine validations outstanding), PR #79 resolved the course owner-scoping defect, and the local AI environment (redis/minio/minio-init, host-run worker, verifier, ingestion smoke test) is implemented with reliability repairs (settings-contract Redis resolution, setup idempotency, authenticated MinIO checks, smoke-cleanup fixes). This batch executes the R1–R9 roadmap reconciliation recorded by the 2.1 Decision Lock (§7): local-first wording per decision A (R1–R5), the journey finalized with the materials walk adopted per decision D (R6), the 0.2 note's environment default superseded (R7), the staging-CORS item already reclassified (R8), and the 5.x ledger titles aligned (R9). First-login onboarding is assigned to Batch 4.4 and the language/RTL staging is settled (RTL-ready in Phases 3–4; full bilingual depth with the plan's W37/W41 pass). Batch statuses and evidence remain the execution ledger's authority.</w:t>
+      </w:r>
+    </w:p>
+    <w:p>
+      <w:pPr/>
+      <w:r>
+        <w:t>Audit record (2026-10-20, product-decision/roadmap reconciliation audit, verified at a149a11 — the owner's application of the documentation-closure patch): the decision-to-document traceability audit against the 2.1 Decision Lock confirmed the R1–R9 reconciliation above and corrected its residual drift — the §4 student row and the §5.1 inventory rows now record PR #79's owner-scoped course list/detail, the §6 and §12 Week-17 onboarding references point to the Batch 4.4 assignment, the §15 staging-deploy dependency and the §21 Gate F evidence reflect the R3 dry-run environment (local primary; staging optional), and Batch 4.1's objective records the approved redirect of signed-in users from / to /dashboard (Decision Lock §4.1) as landing work. The 44-week plan's product rows (W6, W9, W17, W37/W41) and the Technical Specification's §15.1 profile table remain consistent with the locked decisions; no product-decision conflict was found in either, and neither document was edited. One spec-only technical drift (the OCR model name) is recorded in the audit report as a proposed correction for the spec owner. Batch statuses and evidence remain the execution ledger's authority; the full traceability matrix lives in the audit report.</w:t>
       </w:r>
     </w:p>
     <w:p>
@@ -980,7 +986,7 @@
           </w:tcPr>
           <w:p>
             <w:r>
-              <w:t>List and open every course (unscoped listing); read/update own profile</w:t>
+              <w:t>List and open the signed-in user's own courses (owner-scoped list/detail since PR #79, 2026-10-17/18 — the earlier "every course (unscoped listing)" wording is superseded); read/update own profile</w:t>
             </w:r>
           </w:p>
         </w:tc>
@@ -1388,7 +1394,7 @@
           </w:tcPr>
           <w:p>
             <w:r>
-              <w:t>bearer (not owner-scoped)</w:t>
+              <w:t>bearer (owner-scoped since PR #79, 2026-10-17/18 — §4 note; supersedes the pre-#79 "not owner-scoped" state)</w:t>
             </w:r>
           </w:p>
         </w:tc>
@@ -1492,7 +1498,7 @@
           </w:tcPr>
           <w:p>
             <w:r>
-              <w:t>bearer</w:t>
+              <w:t>bearer + ownership (owner-only view since PR #79, 2026-10-17/18 — §4 note; supersedes the pre-#79 plain "bearer")</w:t>
             </w:r>
           </w:p>
         </w:tc>
@@ -3365,7 +3371,7 @@
           </w:tcPr>
           <w:p>
             <w:r>
-              <w:t>Student flow polish; first-run onboarding (profile completeness prompt)</w:t>
+              <w:t>Student flow polish; first-run onboarding (profile completeness prompt) — onboarding's frontend execution assignment is Batch 4.4 (2026-10-20 reconciliation; §14), ahead of the plan's W17 row and without the enrollment dependency (all six fields already supported per Decision Lock §4.4)</w:t>
             </w:r>
           </w:p>
         </w:tc>
@@ -6143,7 +6149,7 @@
           </w:tcPr>
           <w:p>
             <w:r>
-              <w:t>Future; onboarding builds on the dashboard's profile-completeness metric</w:t>
+              <w:t>Future (enrollment); onboarding builds on the dashboard's profile-completeness metric and is assigned to Batch 4.4 (2026-10-20 — §14), ahead of the plan's W17 row</w:t>
             </w:r>
           </w:p>
         </w:tc>
@@ -8379,7 +8385,7 @@
           </w:tcPr>
           <w:p>
             <w:r>
-              <w:t>Redesign (auth) layout, login, register, and the landing page with honest copy (the Phase 2 direction).</w:t>
+              <w:t>Redesign (auth) layout, login, register, and the landing page with honest copy (the Phase 2 direction). The approved redirect of signed-in users from / to /dashboard (Decision Lock §4.1, 2026-10-18) is part of this batch's landing work — a route-behavior change that belongs here, not in Batch 2.2 (whose must-not-change list freezes route behavior).</w:t>
             </w:r>
           </w:p>
         </w:tc>
@@ -9787,7 +9793,7 @@
           </w:tcPr>
           <w:p>
             <w:r>
-              <w:t>5.2 promotion runs, 5.3 dry run</w:t>
+              <w:t>5.2 promotion runs (and the optional staging Sentry re-verification in 5.3); the 5.3 dry run executes on the primary demo environment (local — R3, 2026-10-20) and does not depend on a staging deploy</w:t>
             </w:r>
           </w:p>
         </w:tc>
@@ -10171,7 +10177,7 @@
           </w:tcPr>
           <w:p>
             <w:r>
-              <w:t>Promotion 3/3 green (5.2); a11y green; theme/direction sweep recorded; staging dry run without intervention (5.3); Sentry events from the correctly labeled environment</w:t>
+              <w:t>Promotion 3/3 green (5.2); a11y green; theme/direction sweep recorded; dry run without intervention on the primary demo environment (local; staging optional — R3, 2026-10-20) (5.3); Sentry events from the correctly labeled environment</w:t>
             </w:r>
           </w:p>
         </w:tc>
